--- a/docs/packetlens学习笔记.docx
+++ b/docs/packetlens学习笔记.docx
@@ -17,39 +17,95 @@
     <w:p>
       <w:pPr>
         <w:jc w:val="center"/>
-        <w:rPr>
-          <w:rFonts w:hint="eastAsia"/>
-        </w:rPr>
       </w:pPr>
       <w:r>
         <w:rPr>
           <w:sz w:val="24"/>
         </w:rPr>
-        <w:t>一个用 C 语言从零实现的网络抓包/分析工具</w:t>
+        <w:t>一个用</w:t>
       </w:r>
       <w:r>
         <w:rPr>
           <w:sz w:val="24"/>
         </w:rPr>
+        <w:t xml:space="preserve"> C </w:t>
+      </w:r>
+      <w:r>
+        <w:rPr>
+          <w:sz w:val="24"/>
+        </w:rPr>
+        <w:t>语言从零实现的网络抓包</w:t>
+      </w:r>
+      <w:r>
+        <w:rPr>
+          <w:sz w:val="24"/>
+        </w:rPr>
+        <w:t>/</w:t>
+      </w:r>
+      <w:r>
+        <w:rPr>
+          <w:sz w:val="24"/>
+        </w:rPr>
+        <w:t>分析工具</w:t>
+      </w:r>
+      <w:r>
+        <w:rPr>
+          <w:sz w:val="24"/>
+        </w:rPr>
         <w:br/>
-        <w:t>作者：刘梓涵（Yui0818）· 南大电院 2025 级</w:t>
+      </w:r>
+      <w:r>
+        <w:rPr>
+          <w:sz w:val="24"/>
+        </w:rPr>
+        <w:t>作者：刘梓涵（</w:t>
+      </w:r>
+      <w:r>
+        <w:rPr>
+          <w:sz w:val="24"/>
+        </w:rPr>
+        <w:t>Yui0818</w:t>
+      </w:r>
+      <w:r>
+        <w:rPr>
+          <w:sz w:val="24"/>
+        </w:rPr>
+        <w:t>）</w:t>
+      </w:r>
+      <w:r>
+        <w:rPr>
+          <w:sz w:val="24"/>
+        </w:rPr>
+        <w:t xml:space="preserve">· </w:t>
+      </w:r>
+      <w:r>
+        <w:rPr>
+          <w:sz w:val="24"/>
+        </w:rPr>
+        <w:t>南大电院</w:t>
+      </w:r>
+      <w:r>
+        <w:rPr>
+          <w:sz w:val="24"/>
+        </w:rPr>
+        <w:t xml:space="preserve"> 2025 </w:t>
+      </w:r>
+      <w:r>
+        <w:rPr>
+          <w:sz w:val="24"/>
+        </w:rPr>
+        <w:t>级</w:t>
       </w:r>
     </w:p>
     <w:p>
       <w:pPr>
         <w:ind w:firstLineChars="200" w:firstLine="420"/>
-        <w:rPr>
-          <w:rFonts w:hint="eastAsia"/>
-        </w:rPr>
       </w:pPr>
     </w:p>
     <w:p>
       <w:pPr>
         <w:spacing w:before="40" w:after="40"/>
         <w:ind w:left="198"/>
-        <w:rPr>
-          <w:rFonts w:hint="eastAsia"/>
-        </w:rPr>
       </w:pPr>
       <w:r>
         <w:rPr>
@@ -57,15 +113,42 @@
           <w:color w:val="6B6B6B"/>
           <w:sz w:val="20"/>
         </w:rPr>
-        <w:t>从读一个 pcap 文件开始，到实时抓网卡、导出报告，一步步走完这个 C 项目。</w:t>
-      </w:r>
-    </w:p>
-    <w:p>
-      <w:pPr>
-        <w:rPr>
-          <w:rFonts w:hint="eastAsia"/>
-        </w:rPr>
-      </w:pPr>
+        <w:t>从读一个</w:t>
+      </w:r>
+      <w:r>
+        <w:rPr>
+          <w:i/>
+          <w:color w:val="6B6B6B"/>
+          <w:sz w:val="20"/>
+        </w:rPr>
+        <w:t xml:space="preserve"> pcap </w:t>
+      </w:r>
+      <w:r>
+        <w:rPr>
+          <w:i/>
+          <w:color w:val="6B6B6B"/>
+          <w:sz w:val="20"/>
+        </w:rPr>
+        <w:t>文件开始，到实时抓网卡、导出报告，一步步走完这个</w:t>
+      </w:r>
+      <w:r>
+        <w:rPr>
+          <w:i/>
+          <w:color w:val="6B6B6B"/>
+          <w:sz w:val="20"/>
+        </w:rPr>
+        <w:t xml:space="preserve"> C </w:t>
+      </w:r>
+      <w:r>
+        <w:rPr>
+          <w:i/>
+          <w:color w:val="6B6B6B"/>
+          <w:sz w:val="20"/>
+        </w:rPr>
+        <w:t>项目。</w:t>
+      </w:r>
+    </w:p>
+    <w:p>
       <w:r>
         <w:br w:type="page"/>
       </w:r>
@@ -82,162 +165,248 @@
     <w:p>
       <w:pPr>
         <w:ind w:firstLineChars="200" w:firstLine="420"/>
-        <w:rPr>
-          <w:rFonts w:hint="eastAsia"/>
-        </w:rPr>
-      </w:pPr>
-      <w:r>
-        <w:t>1. 一、项目是什么</w:t>
+      </w:pPr>
+      <w:r>
+        <w:t xml:space="preserve">1. </w:t>
+      </w:r>
+      <w:r>
+        <w:t>一、项目是什么</w:t>
       </w:r>
     </w:p>
     <w:p>
       <w:pPr>
         <w:ind w:firstLineChars="200" w:firstLine="420"/>
-        <w:rPr>
-          <w:rFonts w:hint="eastAsia"/>
-        </w:rPr>
-      </w:pPr>
-      <w:r>
-        <w:t>2. 二、开发环境与工具</w:t>
+      </w:pPr>
+      <w:r>
+        <w:t xml:space="preserve">2. </w:t>
+      </w:r>
+      <w:r>
+        <w:t>二、开发环境与工具</w:t>
       </w:r>
     </w:p>
     <w:p>
       <w:pPr>
         <w:ind w:firstLineChars="200" w:firstLine="420"/>
-        <w:rPr>
-          <w:rFonts w:hint="eastAsia"/>
-        </w:rPr>
-      </w:pPr>
-      <w:r>
-        <w:t>3. 三、v0.1 最小 demo（读 pcap 文件）逐行讲解</w:t>
+      </w:pPr>
+      <w:r>
+        <w:t xml:space="preserve">3. </w:t>
+      </w:r>
+      <w:r>
+        <w:t>三、</w:t>
+      </w:r>
+      <w:r>
+        <w:t xml:space="preserve">v0.1 </w:t>
+      </w:r>
+      <w:r>
+        <w:t>最小</w:t>
+      </w:r>
+      <w:r>
+        <w:t xml:space="preserve"> demo</w:t>
+      </w:r>
+      <w:r>
+        <w:t>（读</w:t>
+      </w:r>
+      <w:r>
+        <w:t xml:space="preserve"> pcap </w:t>
+      </w:r>
+      <w:r>
+        <w:t>文件）逐行讲解</w:t>
       </w:r>
     </w:p>
     <w:p>
       <w:pPr>
         <w:ind w:firstLineChars="200" w:firstLine="420"/>
-        <w:rPr>
-          <w:rFonts w:hint="eastAsia"/>
-        </w:rPr>
-      </w:pPr>
-      <w:r>
-        <w:t>4. 四、改造脚本：make_sample.py 逐行讲解</w:t>
+      </w:pPr>
+      <w:r>
+        <w:t xml:space="preserve">4. </w:t>
+      </w:r>
+      <w:r>
+        <w:t>四、改造脚本：</w:t>
+      </w:r>
+      <w:r>
+        <w:t xml:space="preserve">make_sample.py </w:t>
+      </w:r>
+      <w:r>
+        <w:t>逐行讲解</w:t>
       </w:r>
     </w:p>
     <w:p>
       <w:pPr>
         <w:ind w:firstLineChars="200" w:firstLine="420"/>
-        <w:rPr>
-          <w:rFonts w:hint="eastAsia"/>
-        </w:rPr>
-      </w:pPr>
-      <w:r>
-        <w:t>5. 五、构建与运行（Makefile 逐行讲解）</w:t>
+      </w:pPr>
+      <w:r>
+        <w:t xml:space="preserve">5. </w:t>
+      </w:r>
+      <w:r>
+        <w:t>五、构建与运行（</w:t>
+      </w:r>
+      <w:r>
+        <w:t xml:space="preserve">Makefile </w:t>
+      </w:r>
+      <w:r>
+        <w:t>逐行讲解）</w:t>
       </w:r>
     </w:p>
     <w:p>
       <w:pPr>
         <w:ind w:firstLineChars="200" w:firstLine="420"/>
-        <w:rPr>
-          <w:rFonts w:hint="eastAsia"/>
-        </w:rPr>
-      </w:pPr>
-      <w:r>
-        <w:t>6. 六、项目结构总览</w:t>
+      </w:pPr>
+      <w:r>
+        <w:t xml:space="preserve">6. </w:t>
+      </w:r>
+      <w:r>
+        <w:t>六、项目结构总览</w:t>
       </w:r>
     </w:p>
     <w:p>
       <w:pPr>
         <w:ind w:firstLineChars="200" w:firstLine="420"/>
-        <w:rPr>
-          <w:rFonts w:hint="eastAsia"/>
-        </w:rPr>
-      </w:pPr>
-      <w:r>
-        <w:t>7. 七、Git 与 GitHub 完整流程（含推送、署名）</w:t>
+      </w:pPr>
+      <w:r>
+        <w:t xml:space="preserve">7. </w:t>
+      </w:r>
+      <w:r>
+        <w:t>七、</w:t>
+      </w:r>
+      <w:r>
+        <w:t xml:space="preserve">Git </w:t>
+      </w:r>
+      <w:r>
+        <w:t>与</w:t>
+      </w:r>
+      <w:r>
+        <w:t xml:space="preserve"> GitHub </w:t>
+      </w:r>
+      <w:r>
+        <w:t>完整流程（含推送、署名）</w:t>
       </w:r>
     </w:p>
     <w:p>
       <w:pPr>
         <w:ind w:firstLineChars="200" w:firstLine="420"/>
-        <w:rPr>
-          <w:rFonts w:hint="eastAsia"/>
-        </w:rPr>
-      </w:pPr>
-      <w:r>
-        <w:t>8. 八、v0.2：解析协议头（以太网 / IPv4 / TCP / UDP / ICMP）逐行讲解</w:t>
+      </w:pPr>
+      <w:r>
+        <w:t xml:space="preserve">8. </w:t>
+      </w:r>
+      <w:r>
+        <w:t>八、</w:t>
+      </w:r>
+      <w:r>
+        <w:t>v0.2</w:t>
+      </w:r>
+      <w:r>
+        <w:t>：解析协议头（以太网</w:t>
+      </w:r>
+      <w:r>
+        <w:t xml:space="preserve"> / IPv4 / TCP / UDP / ICMP</w:t>
+      </w:r>
+      <w:r>
+        <w:t>）逐行讲解</w:t>
       </w:r>
     </w:p>
     <w:p>
       <w:pPr>
         <w:ind w:firstLineChars="200" w:firstLine="420"/>
-        <w:rPr>
-          <w:rFonts w:hint="eastAsia"/>
-        </w:rPr>
-      </w:pPr>
-      <w:r>
-        <w:t>9. 九、v0.3：统计，重构解析管线，算协议占比与 Top 排名</w:t>
+      </w:pPr>
+      <w:r>
+        <w:t xml:space="preserve">9. </w:t>
+      </w:r>
+      <w:r>
+        <w:t>九、</w:t>
+      </w:r>
+      <w:r>
+        <w:t>v0.3</w:t>
+      </w:r>
+      <w:r>
+        <w:t>：统计，重构解析管线，算协议占比与</w:t>
+      </w:r>
+      <w:r>
+        <w:t xml:space="preserve"> Top </w:t>
+      </w:r>
+      <w:r>
+        <w:t>排名</w:t>
       </w:r>
     </w:p>
     <w:p>
       <w:pPr>
         <w:ind w:firstLineChars="200" w:firstLine="420"/>
-        <w:rPr>
-          <w:rFonts w:hint="eastAsia"/>
-        </w:rPr>
-      </w:pPr>
-      <w:r>
-        <w:t>10. 十、v0.4：过滤表达式，只显示关心的包</w:t>
+      </w:pPr>
+      <w:r>
+        <w:t xml:space="preserve">10. </w:t>
+      </w:r>
+      <w:r>
+        <w:t>十、</w:t>
+      </w:r>
+      <w:r>
+        <w:t>v0.4</w:t>
+      </w:r>
+      <w:r>
+        <w:t>：过滤表达式，只显示关心的包</w:t>
       </w:r>
     </w:p>
     <w:p>
       <w:pPr>
         <w:ind w:firstLineChars="200" w:firstLine="420"/>
-        <w:rPr>
-          <w:rFonts w:hint="eastAsia"/>
-        </w:rPr>
-      </w:pPr>
-      <w:r>
-        <w:t>11. 十一、v0.5：实时抓网卡（live 模式）</w:t>
+      </w:pPr>
+      <w:r>
+        <w:t xml:space="preserve">11. </w:t>
+      </w:r>
+      <w:r>
+        <w:t>十一、</w:t>
+      </w:r>
+      <w:r>
+        <w:t>v0.5</w:t>
+      </w:r>
+      <w:r>
+        <w:t>：实时抓网卡（</w:t>
+      </w:r>
+      <w:r>
+        <w:t xml:space="preserve">live </w:t>
+      </w:r>
+      <w:r>
+        <w:t>模式）</w:t>
       </w:r>
     </w:p>
     <w:p>
       <w:pPr>
         <w:ind w:firstLineChars="200" w:firstLine="420"/>
-        <w:rPr>
-          <w:rFonts w:hint="eastAsia"/>
-        </w:rPr>
-      </w:pPr>
-      <w:r>
-        <w:t>12. 十二、v0.6：导出分析报告（--report）</w:t>
+      </w:pPr>
+      <w:r>
+        <w:t xml:space="preserve">12. </w:t>
+      </w:r>
+      <w:r>
+        <w:t>十二、</w:t>
+      </w:r>
+      <w:r>
+        <w:t>v0.6</w:t>
+      </w:r>
+      <w:r>
+        <w:t>：导出分析报告（</w:t>
+      </w:r>
+      <w:r>
+        <w:t>--report</w:t>
+      </w:r>
+      <w:r>
+        <w:t>）</w:t>
       </w:r>
     </w:p>
     <w:p>
       <w:pPr>
         <w:ind w:firstLineChars="200" w:firstLine="420"/>
-        <w:rPr>
-          <w:rFonts w:hint="eastAsia"/>
-        </w:rPr>
-      </w:pPr>
-      <w:r>
-        <w:t>13. 十三、结语：项目现状与还可以做什么</w:t>
-      </w:r>
-    </w:p>
-    <w:p>
-      <w:pPr>
-        <w:rPr>
-          <w:rFonts w:hint="eastAsia"/>
-        </w:rPr>
-      </w:pPr>
+      </w:pPr>
+      <w:r>
+        <w:t xml:space="preserve">13. </w:t>
+      </w:r>
+      <w:r>
+        <w:t>十三、结语：项目现状与还可以做什么</w:t>
+      </w:r>
+    </w:p>
+    <w:p>
       <w:r>
         <w:br w:type="page"/>
       </w:r>
     </w:p>
     <w:p>
-      <w:pPr>
-        <w:rPr>
-          <w:rFonts w:hint="eastAsia"/>
-        </w:rPr>
-      </w:pPr>
       <w:r>
         <w:lastRenderedPageBreak/>
         <w:br w:type="page"/>
@@ -255,20 +424,35 @@
     <w:p>
       <w:pPr>
         <w:ind w:firstLineChars="200" w:firstLine="420"/>
-        <w:rPr>
-          <w:rFonts w:hint="eastAsia"/>
-        </w:rPr>
-      </w:pPr>
-      <w:r>
-        <w:t>packetlens 是个用 C 写的命令行抓包分析工具，能做的事和 tcpdump、Wireshark 差不多。</w:t>
+      </w:pPr>
+      <w:r>
+        <w:t xml:space="preserve">packetlens </w:t>
+      </w:r>
+      <w:r>
+        <w:t>是个用</w:t>
+      </w:r>
+      <w:r>
+        <w:t xml:space="preserve"> C </w:t>
+      </w:r>
+      <w:r>
+        <w:t>写的命令行抓包分析工具，能做的事和</w:t>
+      </w:r>
+      <w:r>
+        <w:t xml:space="preserve"> tcpdump</w:t>
+      </w:r>
+      <w:r>
+        <w:t>、</w:t>
+      </w:r>
+      <w:r>
+        <w:t xml:space="preserve">Wireshark </w:t>
+      </w:r>
+      <w:r>
+        <w:t>差不多。</w:t>
       </w:r>
     </w:p>
     <w:p>
       <w:pPr>
         <w:ind w:firstLineChars="200" w:firstLine="420"/>
-        <w:rPr>
-          <w:rFonts w:hint="eastAsia"/>
-        </w:rPr>
       </w:pPr>
       <w:r>
         <w:t>它能干这几件事：</w:t>
@@ -277,20 +461,20 @@
     <w:p>
       <w:pPr>
         <w:pStyle w:val="a0"/>
-        <w:rPr>
-          <w:rFonts w:hint="eastAsia"/>
-        </w:rPr>
-      </w:pPr>
-      <w:r>
-        <w:t>读取网络抓包文件，.pcap 格式</w:t>
+      </w:pPr>
+      <w:r>
+        <w:t>读取网络抓包文件，</w:t>
+      </w:r>
+      <w:r>
+        <w:t xml:space="preserve">.pcap </w:t>
+      </w:r>
+      <w:r>
+        <w:t>格式</w:t>
       </w:r>
     </w:p>
     <w:p>
       <w:pPr>
         <w:pStyle w:val="a0"/>
-        <w:rPr>
-          <w:rFonts w:hint="eastAsia"/>
-        </w:rPr>
       </w:pPr>
       <w:r>
         <w:t>逐个解析其中的数据包</w:t>
@@ -299,9 +483,6 @@
     <w:p>
       <w:pPr>
         <w:pStyle w:val="a0"/>
-        <w:rPr>
-          <w:rFonts w:hint="eastAsia"/>
-        </w:rPr>
       </w:pPr>
       <w:r>
         <w:t>分析协议类型、端口、地址，做统计</w:t>
@@ -310,9 +491,6 @@
     <w:p>
       <w:pPr>
         <w:pStyle w:val="a0"/>
-        <w:rPr>
-          <w:rFonts w:hint="eastAsia"/>
-        </w:rPr>
       </w:pPr>
       <w:r>
         <w:t>最终能实时抓网卡流量、按条件过滤、输出报告</w:t>
@@ -329,9 +507,6 @@
     <w:p>
       <w:pPr>
         <w:pStyle w:val="a0"/>
-        <w:rPr>
-          <w:rFonts w:hint="eastAsia"/>
-        </w:rPr>
       </w:pPr>
       <w:r>
         <w:t>跟电子信息专业对口，网络本来就是核心方向</w:t>
@@ -340,20 +515,20 @@
     <w:p>
       <w:pPr>
         <w:pStyle w:val="a0"/>
-        <w:rPr>
-          <w:rFonts w:hint="eastAsia"/>
-        </w:rPr>
-      </w:pPr>
-      <w:r>
-        <w:t>拿 C 练手最合适：位操作、内存、字节序、数据结构全用上</w:t>
+      </w:pPr>
+      <w:r>
+        <w:t>拿</w:t>
+      </w:r>
+      <w:r>
+        <w:t xml:space="preserve"> C </w:t>
+      </w:r>
+      <w:r>
+        <w:t>练手最合适：位操作、内存、字节序、数据结构全用上</w:t>
       </w:r>
     </w:p>
     <w:p>
       <w:pPr>
         <w:pStyle w:val="a0"/>
-        <w:rPr>
-          <w:rFonts w:hint="eastAsia"/>
-        </w:rPr>
       </w:pPr>
       <w:r>
         <w:t>真有用，网络工程师和开发者排查问题都得靠它</w:t>
@@ -362,12 +537,27 @@
     <w:p>
       <w:pPr>
         <w:pStyle w:val="a0"/>
-        <w:rPr>
-          <w:rFonts w:hint="eastAsia"/>
-        </w:rPr>
-      </w:pPr>
-      <w:r>
-        <w:t>底层是 libpcap，Wireshark 和 tcpdump 用的也是它，源码有得学</w:t>
+      </w:pPr>
+      <w:r>
+        <w:t>底层是</w:t>
+      </w:r>
+      <w:r>
+        <w:t xml:space="preserve"> libpcap</w:t>
+      </w:r>
+      <w:r>
+        <w:t>，</w:t>
+      </w:r>
+      <w:r>
+        <w:t xml:space="preserve">Wireshark </w:t>
+      </w:r>
+      <w:r>
+        <w:t>和</w:t>
+      </w:r>
+      <w:r>
+        <w:t xml:space="preserve"> tcpdump </w:t>
+      </w:r>
+      <w:r>
+        <w:t>用的也是它，源码有得学</w:t>
       </w:r>
     </w:p>
     <w:p>
@@ -383,9 +573,6 @@
         <w:shd w:val="clear" w:color="auto" w:fill="F4F6F8"/>
         <w:spacing w:before="60" w:after="60" w:line="300" w:lineRule="auto"/>
         <w:ind w:left="198"/>
-        <w:rPr>
-          <w:rFonts w:hint="eastAsia"/>
-        </w:rPr>
       </w:pPr>
       <w:r>
         <w:rPr>
@@ -452,11 +639,6 @@
       </w:r>
     </w:p>
     <w:p>
-      <w:pPr>
-        <w:rPr>
-          <w:rFonts w:hint="eastAsia"/>
-        </w:rPr>
-      </w:pPr>
       <w:r>
         <w:br w:type="page"/>
       </w:r>
@@ -473,64 +655,116 @@
     <w:p>
       <w:pPr>
         <w:pStyle w:val="a0"/>
-        <w:rPr>
-          <w:rFonts w:hint="eastAsia"/>
-        </w:rPr>
-      </w:pPr>
-      <w:r>
-        <w:t>操作系统：Windows 11（宿主机）</w:t>
+      </w:pPr>
+      <w:r>
+        <w:t>操作系统：</w:t>
+      </w:r>
+      <w:r>
+        <w:t>Windows 11</w:t>
+      </w:r>
+      <w:r>
+        <w:t>（宿主机）</w:t>
       </w:r>
     </w:p>
     <w:p>
       <w:pPr>
         <w:pStyle w:val="a0"/>
-        <w:rPr>
-          <w:rFonts w:hint="eastAsia"/>
-        </w:rPr>
-      </w:pPr>
-      <w:r>
-        <w:t>开发：WSL2 里的 Ubuntu 24.04，用 gcc 13.3 编译</w:t>
+      </w:pPr>
+      <w:r>
+        <w:t>开发：</w:t>
+      </w:r>
+      <w:r>
+        <w:t xml:space="preserve">WSL2 </w:t>
+      </w:r>
+      <w:r>
+        <w:t>里的</w:t>
+      </w:r>
+      <w:r>
+        <w:t xml:space="preserve"> Ubuntu 24.04</w:t>
+      </w:r>
+      <w:r>
+        <w:t>，用</w:t>
+      </w:r>
+      <w:r>
+        <w:t xml:space="preserve"> gcc 13.3 </w:t>
+      </w:r>
+      <w:r>
+        <w:t>编译</w:t>
       </w:r>
     </w:p>
     <w:p>
       <w:pPr>
         <w:pStyle w:val="a0"/>
-        <w:rPr>
-          <w:rFonts w:hint="eastAsia"/>
-        </w:rPr>
-      </w:pPr>
-      <w:r>
-        <w:t>抓包库：libpcap（Ubuntu 下用 apt 安装，命令：sudo apt install libpcap-dev）</w:t>
+      </w:pPr>
+      <w:r>
+        <w:t>抓包库：</w:t>
+      </w:r>
+      <w:r>
+        <w:t>libpcap</w:t>
+      </w:r>
+      <w:r>
+        <w:t>（</w:t>
+      </w:r>
+      <w:r>
+        <w:t xml:space="preserve">Ubuntu </w:t>
+      </w:r>
+      <w:r>
+        <w:t>下用</w:t>
+      </w:r>
+      <w:r>
+        <w:t xml:space="preserve"> apt </w:t>
+      </w:r>
+      <w:r>
+        <w:t>安装，命令：</w:t>
+      </w:r>
+      <w:r>
+        <w:t>sudo apt install libpcap-dev</w:t>
+      </w:r>
+      <w:r>
+        <w:t>）</w:t>
       </w:r>
     </w:p>
     <w:p>
       <w:pPr>
         <w:pStyle w:val="a0"/>
-        <w:rPr>
-          <w:rFonts w:hint="eastAsia"/>
-        </w:rPr>
-      </w:pPr>
-      <w:r>
-        <w:t>测试数据：用 Python 脚本自己生成的 .pcap 文件</w:t>
+      </w:pPr>
+      <w:r>
+        <w:t>测试数据：用</w:t>
+      </w:r>
+      <w:r>
+        <w:t xml:space="preserve"> Python </w:t>
+      </w:r>
+      <w:r>
+        <w:t>脚本自己生成的</w:t>
+      </w:r>
+      <w:r>
+        <w:t xml:space="preserve"> .pcap </w:t>
+      </w:r>
+      <w:r>
+        <w:t>文件</w:t>
       </w:r>
     </w:p>
     <w:p>
       <w:pPr>
         <w:pStyle w:val="a0"/>
-        <w:rPr>
-          <w:rFonts w:hint="eastAsia"/>
-        </w:rPr>
-      </w:pPr>
-      <w:r>
-        <w:t>版本控制：git + GitHub（账号 Yui0818）</w:t>
-      </w:r>
-    </w:p>
-    <w:p>
-      <w:pPr>
-        <w:rPr>
-          <w:rFonts w:hint="eastAsia"/>
-        </w:rPr>
-      </w:pPr>
+      </w:pPr>
+      <w:r>
+        <w:t>版本控制：</w:t>
+      </w:r>
+      <w:r>
+        <w:t>git + GitHub</w:t>
+      </w:r>
+      <w:r>
+        <w:t>（账号</w:t>
+      </w:r>
+      <w:r>
+        <w:t xml:space="preserve"> Yui0818</w:t>
+      </w:r>
+      <w:r>
+        <w:t>）</w:t>
+      </w:r>
+    </w:p>
+    <w:p>
       <w:r>
         <w:br w:type="page"/>
       </w:r>
@@ -576,12 +810,15 @@
     <w:p>
       <w:pPr>
         <w:ind w:firstLineChars="200" w:firstLine="420"/>
-        <w:rPr>
-          <w:rFonts w:hint="eastAsia"/>
-        </w:rPr>
-      </w:pPr>
-      <w:r>
-        <w:t>这个程序只做一件事：打开一个 pcap 文件，读到里面每一个网络包，报出它的长度和接收时间。</w:t>
+      </w:pPr>
+      <w:r>
+        <w:t>这个程序只做一件事：打开一个</w:t>
+      </w:r>
+      <w:r>
+        <w:t xml:space="preserve"> pcap </w:t>
+      </w:r>
+      <w:r>
+        <w:t>文件，读到里面每一个网络包，报出它的长度和接收时间。</w:t>
       </w:r>
     </w:p>
     <w:p>
@@ -600,9 +837,6 @@
         <w:shd w:val="clear" w:color="auto" w:fill="F4F6F8"/>
         <w:spacing w:before="60" w:after="60" w:line="300" w:lineRule="auto"/>
         <w:ind w:left="198"/>
-        <w:rPr>
-          <w:rFonts w:hint="eastAsia"/>
-        </w:rPr>
       </w:pPr>
       <w:r>
         <w:rPr>
@@ -615,12 +849,21 @@
     <w:p>
       <w:pPr>
         <w:ind w:firstLineChars="200" w:firstLine="420"/>
-        <w:rPr>
-          <w:rFonts w:hint="eastAsia"/>
-        </w:rPr>
-      </w:pPr>
-      <w:r>
-        <w:t>把标准输入输出头文件引进来，printf、fprintf 这些往屏幕上打字的都靠它。</w:t>
+      </w:pPr>
+      <w:r>
+        <w:t>把标准输入输出头文件引进来，</w:t>
+      </w:r>
+      <w:r>
+        <w:t>printf</w:t>
+      </w:r>
+      <w:r>
+        <w:t>、</w:t>
+      </w:r>
+      <w:r>
+        <w:t xml:space="preserve">fprintf </w:t>
+      </w:r>
+      <w:r>
+        <w:t>这些往屏幕上打字的都靠它。</w:t>
       </w:r>
     </w:p>
     <w:p>
@@ -628,9 +871,6 @@
         <w:shd w:val="clear" w:color="auto" w:fill="F4F6F8"/>
         <w:spacing w:before="60" w:after="60" w:line="300" w:lineRule="auto"/>
         <w:ind w:left="198"/>
-        <w:rPr>
-          <w:rFonts w:hint="eastAsia"/>
-        </w:rPr>
       </w:pPr>
       <w:r>
         <w:rPr>
@@ -643,12 +883,21 @@
     <w:p>
       <w:pPr>
         <w:ind w:firstLineChars="200" w:firstLine="420"/>
-        <w:rPr>
-          <w:rFonts w:hint="eastAsia"/>
-        </w:rPr>
-      </w:pPr>
-      <w:r>
-        <w:t>把 libpcap 的头引进来，读 pcap 文件、抓网卡用到的函数都在这里声明。</w:t>
+      </w:pPr>
+      <w:r>
+        <w:t>把</w:t>
+      </w:r>
+      <w:r>
+        <w:t xml:space="preserve"> libpcap </w:t>
+      </w:r>
+      <w:r>
+        <w:t>的头引进来，读</w:t>
+      </w:r>
+      <w:r>
+        <w:t xml:space="preserve"> pcap </w:t>
+      </w:r>
+      <w:r>
+        <w:t>文件、抓网卡用到的函数都在这里声明。</w:t>
       </w:r>
     </w:p>
     <w:p>
@@ -667,9 +916,6 @@
         <w:shd w:val="clear" w:color="auto" w:fill="F4F6F8"/>
         <w:spacing w:before="60" w:after="60" w:line="300" w:lineRule="auto"/>
         <w:ind w:left="198"/>
-        <w:rPr>
-          <w:rFonts w:hint="eastAsia"/>
-        </w:rPr>
       </w:pPr>
       <w:r>
         <w:rPr>
@@ -682,12 +928,21 @@
     <w:p>
       <w:pPr>
         <w:ind w:firstLineChars="200" w:firstLine="420"/>
-        <w:rPr>
-          <w:rFonts w:hint="eastAsia"/>
-        </w:rPr>
-      </w:pPr>
-      <w:r>
-        <w:t>程序的入口。argc 是命令行参数的个数，argv 是参数的内容。</w:t>
+      </w:pPr>
+      <w:r>
+        <w:t>程序的入口。</w:t>
+      </w:r>
+      <w:r>
+        <w:t xml:space="preserve">argc </w:t>
+      </w:r>
+      <w:r>
+        <w:t>是命令行参数的个数，</w:t>
+      </w:r>
+      <w:r>
+        <w:t xml:space="preserve">argv </w:t>
+      </w:r>
+      <w:r>
+        <w:t>是参数的内容。</w:t>
       </w:r>
     </w:p>
     <w:p>
@@ -695,9 +950,6 @@
         <w:shd w:val="clear" w:color="auto" w:fill="F4F6F8"/>
         <w:spacing w:before="60" w:after="60" w:line="300" w:lineRule="auto"/>
         <w:ind w:left="198"/>
-        <w:rPr>
-          <w:rFonts w:hint="eastAsia"/>
-        </w:rPr>
       </w:pPr>
       <w:r>
         <w:rPr>
@@ -781,9 +1033,6 @@
         <w:shd w:val="clear" w:color="auto" w:fill="F4F6F8"/>
         <w:spacing w:before="60" w:after="60" w:line="300" w:lineRule="auto"/>
         <w:ind w:left="198"/>
-        <w:rPr>
-          <w:rFonts w:hint="eastAsia"/>
-        </w:rPr>
       </w:pPr>
       <w:r>
         <w:rPr>
@@ -796,9 +1045,6 @@
     <w:p>
       <w:pPr>
         <w:ind w:firstLineChars="200" w:firstLine="420"/>
-        <w:rPr>
-          <w:rFonts w:hint="eastAsia"/>
-        </w:rPr>
       </w:pPr>
       <w:r>
         <w:t>如果用户连文件名都没给，参数太少，那就打印用法然后退出。</w:t>
@@ -809,9 +1055,6 @@
         <w:shd w:val="clear" w:color="auto" w:fill="F4F6F8"/>
         <w:spacing w:before="60" w:after="60" w:line="300" w:lineRule="auto"/>
         <w:ind w:left="198"/>
-        <w:rPr>
-          <w:rFonts w:hint="eastAsia"/>
-        </w:rPr>
       </w:pPr>
       <w:r>
         <w:rPr>
@@ -860,12 +1103,24 @@
     <w:p>
       <w:pPr>
         <w:ind w:firstLineChars="200" w:firstLine="420"/>
-        <w:rPr>
-          <w:rFonts w:hint="eastAsia"/>
-        </w:rPr>
-      </w:pPr>
-      <w:r>
-        <w:t>stderr 是错误输出流，专门用来报错。return 1 表示以失败状态退出，退出码不是 0 就算失败。</w:t>
+      </w:pPr>
+      <w:r>
+        <w:t xml:space="preserve">stderr </w:t>
+      </w:r>
+      <w:r>
+        <w:t>是错误输出流，专门用来报错。</w:t>
+      </w:r>
+      <w:r>
+        <w:t xml:space="preserve">return 1 </w:t>
+      </w:r>
+      <w:r>
+        <w:t>表示以失败状态退出，退出码不是</w:t>
+      </w:r>
+      <w:r>
+        <w:t xml:space="preserve"> 0 </w:t>
+      </w:r>
+      <w:r>
+        <w:t>就算失败。</w:t>
       </w:r>
     </w:p>
     <w:p>
@@ -890,9 +1145,6 @@
         <w:shd w:val="clear" w:color="auto" w:fill="F4F6F8"/>
         <w:spacing w:before="60" w:after="60" w:line="300" w:lineRule="auto"/>
         <w:ind w:left="198"/>
-        <w:rPr>
-          <w:rFonts w:hint="eastAsia"/>
-        </w:rPr>
       </w:pPr>
       <w:r>
         <w:rPr>
@@ -905,12 +1157,30 @@
     <w:p>
       <w:pPr>
         <w:ind w:firstLineChars="200" w:firstLine="420"/>
-        <w:rPr>
-          <w:rFonts w:hint="eastAsia"/>
-        </w:rPr>
-      </w:pPr>
-      <w:r>
-        <w:t>PCAP_ERRBUF_SIZE 是 libpcap 定好的缓冲区大小，128 字节。errbuf 用来存出错原因。</w:t>
+      </w:pPr>
+      <w:r>
+        <w:t xml:space="preserve">PCAP_ERRBUF_SIZE </w:t>
+      </w:r>
+      <w:r>
+        <w:t>是</w:t>
+      </w:r>
+      <w:r>
+        <w:t xml:space="preserve"> libpcap </w:t>
+      </w:r>
+      <w:r>
+        <w:t>定好的缓冲区大小，</w:t>
+      </w:r>
+      <w:r>
+        <w:t xml:space="preserve">128 </w:t>
+      </w:r>
+      <w:r>
+        <w:t>字节。</w:t>
+      </w:r>
+      <w:r>
+        <w:t xml:space="preserve">errbuf </w:t>
+      </w:r>
+      <w:r>
+        <w:t>用来存出错原因。</w:t>
       </w:r>
     </w:p>
     <w:p>
@@ -918,9 +1188,6 @@
         <w:shd w:val="clear" w:color="auto" w:fill="F4F6F8"/>
         <w:spacing w:before="60" w:after="60" w:line="300" w:lineRule="auto"/>
         <w:ind w:left="198"/>
-        <w:rPr>
-          <w:rFonts w:hint="eastAsia"/>
-        </w:rPr>
       </w:pPr>
       <w:r>
         <w:rPr>
@@ -933,13 +1200,37 @@
     <w:p>
       <w:pPr>
         <w:ind w:firstLineChars="200" w:firstLine="420"/>
-        <w:rPr>
-          <w:rFonts w:hint="eastAsia"/>
-        </w:rPr>
       </w:pPr>
       <w:r>
         <w:lastRenderedPageBreak/>
-        <w:t>pcap_open_offline 打开一个离线 pcap 文件，注意不是抓活动网卡。返回的 handle 是指向该文件的句柄，打不开就返回 NULL，原因写进 errbuf。</w:t>
+        <w:t xml:space="preserve">pcap_open_offline </w:t>
+      </w:r>
+      <w:r>
+        <w:t>打开一个离线</w:t>
+      </w:r>
+      <w:r>
+        <w:t xml:space="preserve"> pcap </w:t>
+      </w:r>
+      <w:r>
+        <w:t>文件，注意不是抓活动网卡。返回的</w:t>
+      </w:r>
+      <w:r>
+        <w:t xml:space="preserve"> handle </w:t>
+      </w:r>
+      <w:r>
+        <w:t>是指向该文件的句柄，打不开就返回</w:t>
+      </w:r>
+      <w:r>
+        <w:t xml:space="preserve"> NULL</w:t>
+      </w:r>
+      <w:r>
+        <w:t>，原因写进</w:t>
+      </w:r>
+      <w:r>
+        <w:t xml:space="preserve"> errbuf</w:t>
+      </w:r>
+      <w:r>
+        <w:t>。</w:t>
       </w:r>
     </w:p>
     <w:p>
@@ -947,9 +1238,6 @@
         <w:shd w:val="clear" w:color="auto" w:fill="F4F6F8"/>
         <w:spacing w:before="60" w:after="60" w:line="300" w:lineRule="auto"/>
         <w:ind w:left="198"/>
-        <w:rPr>
-          <w:rFonts w:hint="eastAsia"/>
-        </w:rPr>
       </w:pPr>
       <w:r>
         <w:rPr>
@@ -962,9 +1250,6 @@
     <w:p>
       <w:pPr>
         <w:ind w:firstLineChars="200" w:firstLine="420"/>
-        <w:rPr>
-          <w:rFonts w:hint="eastAsia"/>
-        </w:rPr>
       </w:pPr>
       <w:r>
         <w:t>检查句柄：如果打不开，报错退出。</w:t>
@@ -986,9 +1271,6 @@
         <w:shd w:val="clear" w:color="auto" w:fill="F4F6F8"/>
         <w:spacing w:before="60" w:after="60" w:line="300" w:lineRule="auto"/>
         <w:ind w:left="198"/>
-        <w:rPr>
-          <w:rFonts w:hint="eastAsia"/>
-        </w:rPr>
       </w:pPr>
       <w:r>
         <w:rPr>
@@ -1001,12 +1283,33 @@
     <w:p>
       <w:pPr>
         <w:ind w:firstLineChars="200" w:firstLine="420"/>
-        <w:rPr>
-          <w:rFonts w:hint="eastAsia"/>
-        </w:rPr>
-      </w:pPr>
-      <w:r>
-        <w:t>查询这个文件的「链路层协议类型」。值为 1 表示以太网（Ethernet）。v0.1 里先存着不用，v0.2 起它派上用场：用来提醒你，这个文件不是以太网格式的话，解析结果可能不准。</w:t>
+      </w:pPr>
+      <w:r>
+        <w:t>查询这个文件的「链路层协议类型」。值为</w:t>
+      </w:r>
+      <w:r>
+        <w:t xml:space="preserve"> 1 </w:t>
+      </w:r>
+      <w:r>
+        <w:t>表示以太网（</w:t>
+      </w:r>
+      <w:r>
+        <w:t>Ethernet</w:t>
+      </w:r>
+      <w:r>
+        <w:t>）。</w:t>
+      </w:r>
+      <w:r>
+        <w:t xml:space="preserve">v0.1 </w:t>
+      </w:r>
+      <w:r>
+        <w:t>里先存着不用，</w:t>
+      </w:r>
+      <w:r>
+        <w:t xml:space="preserve">v0.2 </w:t>
+      </w:r>
+      <w:r>
+        <w:t>起它派上用场：用来提醒你，这个文件不是以太网格式的话，解析结果可能不准。</w:t>
       </w:r>
     </w:p>
     <w:p>
@@ -1025,9 +1328,6 @@
         <w:shd w:val="clear" w:color="auto" w:fill="F4F6F8"/>
         <w:spacing w:before="60" w:after="60" w:line="300" w:lineRule="auto"/>
         <w:ind w:left="198"/>
-        <w:rPr>
-          <w:rFonts w:hint="eastAsia"/>
-        </w:rPr>
       </w:pPr>
       <w:r>
         <w:rPr>
@@ -1048,12 +1348,18 @@
     <w:p>
       <w:pPr>
         <w:ind w:firstLineChars="200" w:firstLine="420"/>
-        <w:rPr>
-          <w:rFonts w:hint="eastAsia"/>
-        </w:rPr>
-      </w:pPr>
-      <w:r>
-        <w:t>header 指向这个包的信息，长度、时间都在里面；packet 指向包的原始字节。</w:t>
+      </w:pPr>
+      <w:r>
+        <w:t xml:space="preserve">header </w:t>
+      </w:r>
+      <w:r>
+        <w:t>指向这个包的信息，长度、时间都在里面；</w:t>
+      </w:r>
+      <w:r>
+        <w:t xml:space="preserve">packet </w:t>
+      </w:r>
+      <w:r>
+        <w:t>指向包的原始字节。</w:t>
       </w:r>
     </w:p>
     <w:p>
@@ -1061,9 +1367,6 @@
         <w:shd w:val="clear" w:color="auto" w:fill="F4F6F8"/>
         <w:spacing w:before="60" w:after="60" w:line="300" w:lineRule="auto"/>
         <w:ind w:left="198"/>
-        <w:rPr>
-          <w:rFonts w:hint="eastAsia"/>
-        </w:rPr>
       </w:pPr>
       <w:r>
         <w:rPr>
@@ -1084,45 +1387,45 @@
     <w:p>
       <w:pPr>
         <w:ind w:firstLineChars="200" w:firstLine="420"/>
-        <w:rPr>
-          <w:rFonts w:hint="eastAsia"/>
-        </w:rPr>
-      </w:pPr>
-      <w:r>
-        <w:t>pcap_next_ex 读下一个包，返回值有三种：</w:t>
+      </w:pPr>
+      <w:r>
+        <w:t xml:space="preserve">pcap_next_ex </w:t>
+      </w:r>
+      <w:r>
+        <w:t>读下一个包，返回值有三种：</w:t>
       </w:r>
     </w:p>
     <w:p>
       <w:pPr>
         <w:pStyle w:val="a0"/>
-        <w:rPr>
-          <w:rFonts w:hint="eastAsia"/>
-        </w:rPr>
-      </w:pPr>
-      <w:r>
-        <w:t>1 = 成功读到一个包</w:t>
+      </w:pPr>
+      <w:r>
+        <w:t xml:space="preserve">1 = </w:t>
+      </w:r>
+      <w:r>
+        <w:t>成功读到一个包</w:t>
       </w:r>
     </w:p>
     <w:p>
       <w:pPr>
         <w:pStyle w:val="a0"/>
-        <w:rPr>
-          <w:rFonts w:hint="eastAsia"/>
-        </w:rPr>
-      </w:pPr>
-      <w:r>
-        <w:t>-1 = 出错</w:t>
+      </w:pPr>
+      <w:r>
+        <w:t xml:space="preserve">-1 = </w:t>
+      </w:r>
+      <w:r>
+        <w:t>出错</w:t>
       </w:r>
     </w:p>
     <w:p>
       <w:pPr>
         <w:pStyle w:val="a0"/>
-        <w:rPr>
-          <w:rFonts w:hint="eastAsia"/>
-        </w:rPr>
-      </w:pPr>
-      <w:r>
-        <w:t>-2 = 文件读完</w:t>
+      </w:pPr>
+      <w:r>
+        <w:t xml:space="preserve">-2 = </w:t>
+      </w:r>
+      <w:r>
+        <w:t>文件读完</w:t>
       </w:r>
     </w:p>
     <w:p>
@@ -1130,9 +1433,6 @@
         <w:shd w:val="clear" w:color="auto" w:fill="F4F6F8"/>
         <w:spacing w:before="60" w:after="60" w:line="300" w:lineRule="auto"/>
         <w:ind w:left="198"/>
-        <w:rPr>
-          <w:rFonts w:hint="eastAsia"/>
-        </w:rPr>
       </w:pPr>
       <w:r>
         <w:rPr>
@@ -1177,12 +1477,33 @@
     <w:p>
       <w:pPr>
         <w:ind w:firstLineChars="200" w:firstLine="420"/>
-        <w:rPr>
-          <w:rFonts w:hint="eastAsia"/>
-        </w:rPr>
-      </w:pPr>
-      <w:r>
-        <w:t>成功读到包时：总数+1，累加字节；header-&gt;len 是包长度；ts.tv_sec 是秒、ts.tv_usec 是微秒。</w:t>
+      </w:pPr>
+      <w:r>
+        <w:t>成功读到包时：总数</w:t>
+      </w:r>
+      <w:r>
+        <w:t>+1</w:t>
+      </w:r>
+      <w:r>
+        <w:t>，累加字节；</w:t>
+      </w:r>
+      <w:r>
+        <w:t xml:space="preserve">header-&gt;len </w:t>
+      </w:r>
+      <w:r>
+        <w:t>是包长度；</w:t>
+      </w:r>
+      <w:r>
+        <w:t xml:space="preserve">ts.tv_sec </w:t>
+      </w:r>
+      <w:r>
+        <w:t>是秒、</w:t>
+      </w:r>
+      <w:r>
+        <w:t xml:space="preserve">ts.tv_usec </w:t>
+      </w:r>
+      <w:r>
+        <w:t>是微秒。</w:t>
       </w:r>
     </w:p>
     <w:p>
@@ -1201,9 +1522,6 @@
         <w:shd w:val="clear" w:color="auto" w:fill="F4F6F8"/>
         <w:spacing w:before="60" w:after="60" w:line="300" w:lineRule="auto"/>
         <w:ind w:left="198"/>
-        <w:rPr>
-          <w:rFonts w:hint="eastAsia"/>
-        </w:rPr>
       </w:pPr>
       <w:r>
         <w:rPr>
@@ -1274,20 +1592,18 @@
     <w:p>
       <w:pPr>
         <w:ind w:firstLineChars="200" w:firstLine="420"/>
-        <w:rPr>
-          <w:rFonts w:hint="eastAsia"/>
-        </w:rPr>
-      </w:pPr>
-      <w:r>
-        <w:t>打印统计，关掉文件释放资源，返回 0 表示成功。</w:t>
-      </w:r>
-    </w:p>
-    <w:p>
-      <w:pPr>
-        <w:rPr>
-          <w:rFonts w:hint="eastAsia"/>
-        </w:rPr>
-      </w:pPr>
+      </w:pPr>
+      <w:r>
+        <w:t>打印统计，关掉文件释放资源，返回</w:t>
+      </w:r>
+      <w:r>
+        <w:t xml:space="preserve"> 0 </w:t>
+      </w:r>
+      <w:r>
+        <w:t>表示成功。</w:t>
+      </w:r>
+    </w:p>
+    <w:p>
       <w:r>
         <w:br w:type="page"/>
       </w:r>
@@ -1310,12 +1626,21 @@
     <w:p>
       <w:pPr>
         <w:ind w:firstLineChars="200" w:firstLine="420"/>
-        <w:rPr>
-          <w:rFonts w:hint="eastAsia"/>
-        </w:rPr>
-      </w:pPr>
-      <w:r>
-        <w:t>不想依赖外网下载示例，干脆用 Python 自己生成一个格式合法的 pcap 文件。</w:t>
+      </w:pPr>
+      <w:r>
+        <w:t>不想依赖外网下载示例，干脆用</w:t>
+      </w:r>
+      <w:r>
+        <w:t xml:space="preserve"> Python </w:t>
+      </w:r>
+      <w:r>
+        <w:t>自己生成一个格式合法的</w:t>
+      </w:r>
+      <w:r>
+        <w:t xml:space="preserve"> pcap </w:t>
+      </w:r>
+      <w:r>
+        <w:t>文件。</w:t>
       </w:r>
     </w:p>
     <w:p>
@@ -1332,34 +1657,64 @@
     <w:p>
       <w:pPr>
         <w:ind w:firstLineChars="200" w:firstLine="420"/>
-        <w:rPr>
-          <w:rFonts w:hint="eastAsia"/>
-        </w:rPr>
-      </w:pPr>
-      <w:r>
-        <w:t>pcap 文件有两层结构：</w:t>
+      </w:pPr>
+      <w:r>
+        <w:t xml:space="preserve">pcap </w:t>
+      </w:r>
+      <w:r>
+        <w:t>文件有两层结构：</w:t>
       </w:r>
     </w:p>
     <w:p>
       <w:pPr>
         <w:pStyle w:val="a0"/>
-        <w:rPr>
-          <w:rFonts w:hint="eastAsia"/>
-        </w:rPr>
-      </w:pPr>
-      <w:r>
-        <w:t>全局头（24 字节）：说明这是 pcap、版本、时间精度、链路层类型</w:t>
+      </w:pPr>
+      <w:r>
+        <w:t>全局头（</w:t>
+      </w:r>
+      <w:r>
+        <w:t xml:space="preserve">24 </w:t>
+      </w:r>
+      <w:r>
+        <w:t>字节）：说明这是</w:t>
+      </w:r>
+      <w:r>
+        <w:t xml:space="preserve"> pcap</w:t>
+      </w:r>
+      <w:r>
+        <w:t>、版本、时间精度、链路层类型</w:t>
       </w:r>
     </w:p>
     <w:p>
       <w:pPr>
         <w:pStyle w:val="a0"/>
-        <w:rPr>
-          <w:rFonts w:hint="eastAsia"/>
-        </w:rPr>
-      </w:pPr>
-      <w:r>
-        <w:t>若干数据包：每个 = 16 字节包头（时间戳秒/微秒/长度）+ 原始字节数据</w:t>
+      </w:pPr>
+      <w:r>
+        <w:t>若干数据包：每个</w:t>
+      </w:r>
+      <w:r>
+        <w:t xml:space="preserve"> = 16 </w:t>
+      </w:r>
+      <w:r>
+        <w:t>字节包头（时间戳秒</w:t>
+      </w:r>
+      <w:r>
+        <w:t>/</w:t>
+      </w:r>
+      <w:r>
+        <w:t>微秒</w:t>
+      </w:r>
+      <w:r>
+        <w:t>/</w:t>
+      </w:r>
+      <w:r>
+        <w:t>长度）</w:t>
+      </w:r>
+      <w:r>
+        <w:t xml:space="preserve">+ </w:t>
+      </w:r>
+      <w:r>
+        <w:t>原始字节数据</w:t>
       </w:r>
     </w:p>
     <w:p>
@@ -1367,9 +1722,6 @@
         <w:shd w:val="clear" w:color="auto" w:fill="F4F6F8"/>
         <w:spacing w:before="60" w:after="60" w:line="300" w:lineRule="auto"/>
         <w:ind w:left="198"/>
-        <w:rPr>
-          <w:rFonts w:hint="eastAsia"/>
-        </w:rPr>
       </w:pPr>
       <w:r>
         <w:rPr>
@@ -1472,9 +1824,6 @@
         <w:shd w:val="clear" w:color="auto" w:fill="F4F6F8"/>
         <w:spacing w:before="60" w:after="60" w:line="300" w:lineRule="auto"/>
         <w:ind w:left="198"/>
-        <w:rPr>
-          <w:rFonts w:hint="eastAsia"/>
-        </w:rPr>
       </w:pPr>
       <w:r>
         <w:rPr>
@@ -1487,12 +1836,24 @@
     <w:p>
       <w:pPr>
         <w:ind w:firstLineChars="200" w:firstLine="420"/>
-        <w:rPr>
-          <w:rFonts w:hint="eastAsia"/>
-        </w:rPr>
-      </w:pPr>
-      <w:r>
-        <w:t>struct.pack 把 Python 数字打包成指定字节序列，也就是写到磁盘的二进制。&lt; 表示小端字节序，网络包默认就是小端。</w:t>
+      </w:pPr>
+      <w:r>
+        <w:t xml:space="preserve">struct.pack </w:t>
+      </w:r>
+      <w:r>
+        <w:t>把</w:t>
+      </w:r>
+      <w:r>
+        <w:t xml:space="preserve"> Python </w:t>
+      </w:r>
+      <w:r>
+        <w:t>数字打包成指定字节序列，也就是写到磁盘的二进制。</w:t>
+      </w:r>
+      <w:r>
+        <w:t xml:space="preserve">&lt; </w:t>
+      </w:r>
+      <w:r>
+        <w:t>表示小端字节序，网络包默认就是小端。</w:t>
       </w:r>
     </w:p>
     <w:p>
@@ -1500,9 +1861,6 @@
         <w:shd w:val="clear" w:color="auto" w:fill="F4F6F8"/>
         <w:spacing w:before="60" w:after="60" w:line="300" w:lineRule="auto"/>
         <w:ind w:left="198"/>
-        <w:rPr>
-          <w:rFonts w:hint="eastAsia"/>
-        </w:rPr>
       </w:pPr>
       <w:r>
         <w:rPr>
@@ -1515,12 +1873,57 @@
     <w:p>
       <w:pPr>
         <w:ind w:firstLineChars="200" w:firstLine="420"/>
-        <w:rPr>
-          <w:rFonts w:hint="eastAsia"/>
-        </w:rPr>
-      </w:pPr>
-      <w:r>
-        <w:t>给一段数据套上以太网帧头，14 字节：目标 MAC 6 + 源 MAC 6 + 类型 2。type=0x0800 是 IPv4，0x0806 是 ARP。</w:t>
+      </w:pPr>
+      <w:r>
+        <w:t>给一段数据套上以太网帧头，</w:t>
+      </w:r>
+      <w:r>
+        <w:t xml:space="preserve">14 </w:t>
+      </w:r>
+      <w:r>
+        <w:t>字节：目标</w:t>
+      </w:r>
+      <w:r>
+        <w:t xml:space="preserve"> MAC 6 + </w:t>
+      </w:r>
+      <w:r>
+        <w:t>源</w:t>
+      </w:r>
+      <w:r>
+        <w:t xml:space="preserve"> MAC 6 + </w:t>
+      </w:r>
+      <w:r>
+        <w:t>类型</w:t>
+      </w:r>
+      <w:r>
+        <w:t xml:space="preserve"> 2</w:t>
+      </w:r>
+      <w:r>
+        <w:t>。</w:t>
+      </w:r>
+      <w:r>
+        <w:t xml:space="preserve">type=0x0800 </w:t>
+      </w:r>
+      <w:r>
+        <w:t>是</w:t>
+      </w:r>
+      <w:r>
+        <w:t xml:space="preserve"> IPv4</w:t>
+      </w:r>
+      <w:r>
+        <w:t>，</w:t>
+      </w:r>
+      <w:r>
+        <w:t xml:space="preserve">0x0806 </w:t>
+      </w:r>
+      <w:r>
+        <w:t>是</w:t>
+      </w:r>
+      <w:r>
+        <w:t xml:space="preserve"> ARP</w:t>
+      </w:r>
+      <w:r>
+        <w:t>。</w:t>
       </w:r>
     </w:p>
     <w:p>
@@ -1528,9 +1931,6 @@
         <w:shd w:val="clear" w:color="auto" w:fill="F4F6F8"/>
         <w:spacing w:before="60" w:after="60" w:line="300" w:lineRule="auto"/>
         <w:ind w:left="198"/>
-        <w:rPr>
-          <w:rFonts w:hint="eastAsia"/>
-        </w:rPr>
       </w:pPr>
       <w:r>
         <w:rPr>
@@ -1543,12 +1943,45 @@
     <w:p>
       <w:pPr>
         <w:ind w:firstLineChars="200" w:firstLine="420"/>
-        <w:rPr>
-          <w:rFonts w:hint="eastAsia"/>
-        </w:rPr>
-      </w:pPr>
-      <w:r>
-        <w:t>构造 IPv4 头，20 字节，后面接负载。proto：6=TCP，17=UDP，1=ICMP。</w:t>
+      </w:pPr>
+      <w:r>
+        <w:t>构造</w:t>
+      </w:r>
+      <w:r>
+        <w:t xml:space="preserve"> IPv4 </w:t>
+      </w:r>
+      <w:r>
+        <w:t>头，</w:t>
+      </w:r>
+      <w:r>
+        <w:t xml:space="preserve">20 </w:t>
+      </w:r>
+      <w:r>
+        <w:t>字节，后面接负载。</w:t>
+      </w:r>
+      <w:r>
+        <w:t>proto</w:t>
+      </w:r>
+      <w:r>
+        <w:t>：</w:t>
+      </w:r>
+      <w:r>
+        <w:t>6=TCP</w:t>
+      </w:r>
+      <w:r>
+        <w:t>，</w:t>
+      </w:r>
+      <w:r>
+        <w:t>17=UDP</w:t>
+      </w:r>
+      <w:r>
+        <w:t>，</w:t>
+      </w:r>
+      <w:r>
+        <w:t>1=ICMP</w:t>
+      </w:r>
+      <w:r>
+        <w:t>。</w:t>
       </w:r>
     </w:p>
     <w:p>
@@ -1556,9 +1989,6 @@
         <w:shd w:val="clear" w:color="auto" w:fill="F4F6F8"/>
         <w:spacing w:before="60" w:after="60" w:line="300" w:lineRule="auto"/>
         <w:ind w:left="198"/>
-        <w:rPr>
-          <w:rFonts w:hint="eastAsia"/>
-        </w:rPr>
       </w:pPr>
       <w:r>
         <w:rPr>
@@ -1571,12 +2001,87 @@
     <w:p>
       <w:pPr>
         <w:ind w:firstLineChars="200" w:firstLine="420"/>
-        <w:rPr>
-          <w:rFonts w:hint="eastAsia"/>
-        </w:rPr>
-      </w:pPr>
-      <w:r>
-        <w:t>构造 TCP / UDP / ICMP 头。TCP 头通常 20 字节，看 flags 就知道这个包是 SYN、SYN+ACK 还是数据包。UDP 头 8 字节，ICMP 头也是 8 字节，type=8 是 ping 请求，type=0 是应答。</w:t>
+      </w:pPr>
+      <w:r>
+        <w:t>构造</w:t>
+      </w:r>
+      <w:r>
+        <w:t xml:space="preserve"> TCP / UDP / ICMP </w:t>
+      </w:r>
+      <w:r>
+        <w:t>头。</w:t>
+      </w:r>
+      <w:r>
+        <w:t xml:space="preserve">TCP </w:t>
+      </w:r>
+      <w:r>
+        <w:t>头通常</w:t>
+      </w:r>
+      <w:r>
+        <w:t xml:space="preserve"> 20 </w:t>
+      </w:r>
+      <w:r>
+        <w:t>字节，看</w:t>
+      </w:r>
+      <w:r>
+        <w:t xml:space="preserve"> flags </w:t>
+      </w:r>
+      <w:r>
+        <w:t>就知道这个包是</w:t>
+      </w:r>
+      <w:r>
+        <w:t xml:space="preserve"> SYN</w:t>
+      </w:r>
+      <w:r>
+        <w:t>、</w:t>
+      </w:r>
+      <w:r>
+        <w:t xml:space="preserve">SYN+ACK </w:t>
+      </w:r>
+      <w:r>
+        <w:t>还是数据包。</w:t>
+      </w:r>
+      <w:r>
+        <w:t xml:space="preserve">UDP </w:t>
+      </w:r>
+      <w:r>
+        <w:t>头</w:t>
+      </w:r>
+      <w:r>
+        <w:t xml:space="preserve"> 8 </w:t>
+      </w:r>
+      <w:r>
+        <w:t>字节，</w:t>
+      </w:r>
+      <w:r>
+        <w:t xml:space="preserve">ICMP </w:t>
+      </w:r>
+      <w:r>
+        <w:t>头也是</w:t>
+      </w:r>
+      <w:r>
+        <w:t xml:space="preserve"> 8 </w:t>
+      </w:r>
+      <w:r>
+        <w:t>字节，</w:t>
+      </w:r>
+      <w:r>
+        <w:t xml:space="preserve">type=8 </w:t>
+      </w:r>
+      <w:r>
+        <w:t>是</w:t>
+      </w:r>
+      <w:r>
+        <w:t xml:space="preserve"> ping </w:t>
+      </w:r>
+      <w:r>
+        <w:t>请求，</w:t>
+      </w:r>
+      <w:r>
+        <w:t xml:space="preserve">type=0 </w:t>
+      </w:r>
+      <w:r>
+        <w:t>是应答。</w:t>
       </w:r>
     </w:p>
     <w:p>
@@ -1595,9 +2100,6 @@
         <w:shd w:val="clear" w:color="auto" w:fill="F4F6F8"/>
         <w:spacing w:before="60" w:after="60" w:line="300" w:lineRule="auto"/>
         <w:ind w:left="198"/>
-        <w:rPr>
-          <w:rFonts w:hint="eastAsia"/>
-        </w:rPr>
       </w:pPr>
       <w:r>
         <w:rPr>
@@ -1610,20 +2112,78 @@
     <w:p>
       <w:pPr>
         <w:ind w:firstLineChars="200" w:firstLine="420"/>
-        <w:rPr>
-          <w:rFonts w:hint="eastAsia"/>
-        </w:rPr>
-      </w:pPr>
-      <w:r>
-        <w:t>把全局头 + 所有包按字节拼起来写盘。现在的样例一共 6 个包：TCP 握手 2 个 + TCP 数据 1 个 + UDP 1 个 + ICMP ping 请求/应答 2 个，正好覆盖 v0.2 要解析的所有协议。</w:t>
-      </w:r>
-    </w:p>
-    <w:p>
-      <w:pPr>
-        <w:rPr>
-          <w:rFonts w:hint="eastAsia"/>
-        </w:rPr>
-      </w:pPr>
+      </w:pPr>
+      <w:r>
+        <w:t>把全局头</w:t>
+      </w:r>
+      <w:r>
+        <w:t xml:space="preserve"> + </w:t>
+      </w:r>
+      <w:r>
+        <w:t>所有包按字节拼起来写盘。现在的样例一共</w:t>
+      </w:r>
+      <w:r>
+        <w:t xml:space="preserve"> 6 </w:t>
+      </w:r>
+      <w:r>
+        <w:t>个包：</w:t>
+      </w:r>
+      <w:r>
+        <w:t xml:space="preserve">TCP </w:t>
+      </w:r>
+      <w:r>
+        <w:t>握手</w:t>
+      </w:r>
+      <w:r>
+        <w:t xml:space="preserve"> 2 </w:t>
+      </w:r>
+      <w:r>
+        <w:t>个</w:t>
+      </w:r>
+      <w:r>
+        <w:t xml:space="preserve"> + TCP </w:t>
+      </w:r>
+      <w:r>
+        <w:t>数据</w:t>
+      </w:r>
+      <w:r>
+        <w:t xml:space="preserve"> 1 </w:t>
+      </w:r>
+      <w:r>
+        <w:t>个</w:t>
+      </w:r>
+      <w:r>
+        <w:t xml:space="preserve"> + UDP 1 </w:t>
+      </w:r>
+      <w:r>
+        <w:t>个</w:t>
+      </w:r>
+      <w:r>
+        <w:t xml:space="preserve"> + ICMP ping </w:t>
+      </w:r>
+      <w:r>
+        <w:t>请求</w:t>
+      </w:r>
+      <w:r>
+        <w:t>/</w:t>
+      </w:r>
+      <w:r>
+        <w:t>应答</w:t>
+      </w:r>
+      <w:r>
+        <w:t xml:space="preserve"> 2 </w:t>
+      </w:r>
+      <w:r>
+        <w:t>个，正好覆盖</w:t>
+      </w:r>
+      <w:r>
+        <w:t xml:space="preserve"> v0.2 </w:t>
+      </w:r>
+      <w:r>
+        <w:t>要解析的所有协议。</w:t>
+      </w:r>
+    </w:p>
+    <w:p>
       <w:r>
         <w:br w:type="page"/>
       </w:r>
@@ -1646,12 +2206,12 @@
     <w:p>
       <w:pPr>
         <w:ind w:firstLineChars="200" w:firstLine="420"/>
-        <w:rPr>
-          <w:rFonts w:hint="eastAsia"/>
-        </w:rPr>
-      </w:pPr>
-      <w:r>
-        <w:t>Makefile 就是告诉编译器怎么把代码变成可执行程序。</w:t>
+      </w:pPr>
+      <w:r>
+        <w:t xml:space="preserve">Makefile </w:t>
+      </w:r>
+      <w:r>
+        <w:t>就是告诉编译器怎么把代码变成可执行程序。</w:t>
       </w:r>
     </w:p>
     <w:p>
@@ -1659,9 +2219,6 @@
         <w:shd w:val="clear" w:color="auto" w:fill="F4F6F8"/>
         <w:spacing w:before="60" w:after="60" w:line="300" w:lineRule="auto"/>
         <w:ind w:left="198"/>
-        <w:rPr>
-          <w:rFonts w:hint="eastAsia"/>
-        </w:rPr>
       </w:pPr>
       <w:r>
         <w:rPr>
@@ -1757,6 +2314,12 @@
           <w:sz w:val="18"/>
         </w:rPr>
         <w:tab/>
+      </w:r>
+      <w:r>
+        <w:rPr>
+          <w:rFonts w:ascii="Consolas" w:hAnsi="Consolas"/>
+          <w:sz w:val="18"/>
+        </w:rPr>
         <w:t>$(CC) $(CFLAGS) -o packetlens src/main.c $(LIBS)</w:t>
       </w:r>
       <w:r>
@@ -1793,20 +2356,30 @@
     <w:p>
       <w:pPr>
         <w:ind w:firstLineChars="200" w:firstLine="420"/>
-        <w:rPr>
-          <w:rFonts w:hint="eastAsia"/>
-        </w:rPr>
-      </w:pPr>
-      <w:r>
-        <w:t>执行 make：编译生成 packetlens。执行 make clean：删掉编译产物。</w:t>
-      </w:r>
-    </w:p>
-    <w:p>
-      <w:pPr>
-        <w:rPr>
-          <w:rFonts w:hint="eastAsia"/>
-        </w:rPr>
-      </w:pPr>
+      </w:pPr>
+      <w:r>
+        <w:t>执行</w:t>
+      </w:r>
+      <w:r>
+        <w:t xml:space="preserve"> make</w:t>
+      </w:r>
+      <w:r>
+        <w:t>：编译生成</w:t>
+      </w:r>
+      <w:r>
+        <w:t xml:space="preserve"> packetlens</w:t>
+      </w:r>
+      <w:r>
+        <w:t>。执行</w:t>
+      </w:r>
+      <w:r>
+        <w:t xml:space="preserve"> make clean</w:t>
+      </w:r>
+      <w:r>
+        <w:t>：删掉编译产物。</w:t>
+      </w:r>
+    </w:p>
+    <w:p>
       <w:r>
         <w:br w:type="page"/>
       </w:r>
@@ -1825,9 +2398,6 @@
         <w:shd w:val="clear" w:color="auto" w:fill="F4F6F8"/>
         <w:spacing w:before="60" w:after="60" w:line="300" w:lineRule="auto"/>
         <w:ind w:left="198"/>
-        <w:rPr>
-          <w:rFonts w:hint="eastAsia"/>
-        </w:rPr>
       </w:pPr>
       <w:r>
         <w:rPr>
@@ -1993,11 +2563,6 @@
       </w:r>
     </w:p>
     <w:p>
-      <w:pPr>
-        <w:rPr>
-          <w:rFonts w:hint="eastAsia"/>
-        </w:rPr>
-      </w:pPr>
       <w:r>
         <w:br w:type="page"/>
       </w:r>
@@ -2026,9 +2591,6 @@
     <w:p>
       <w:pPr>
         <w:ind w:firstLineChars="200" w:firstLine="420"/>
-        <w:rPr>
-          <w:rFonts w:hint="eastAsia"/>
-        </w:rPr>
       </w:pPr>
       <w:r>
         <w:t>下面这条路已经走通了，以后改完代码照做就行。</w:t>
@@ -2050,9 +2612,6 @@
         <w:shd w:val="clear" w:color="auto" w:fill="F4F6F8"/>
         <w:spacing w:before="60" w:after="60" w:line="300" w:lineRule="auto"/>
         <w:ind w:left="198"/>
-        <w:rPr>
-          <w:rFonts w:hint="eastAsia"/>
-        </w:rPr>
       </w:pPr>
       <w:r>
         <w:rPr>
@@ -2132,9 +2691,6 @@
         <w:shd w:val="clear" w:color="auto" w:fill="F4F6F8"/>
         <w:spacing w:before="60" w:after="60" w:line="300" w:lineRule="auto"/>
         <w:ind w:left="198"/>
-        <w:rPr>
-          <w:rFonts w:hint="eastAsia"/>
-        </w:rPr>
       </w:pPr>
       <w:r>
         <w:rPr>
@@ -2155,12 +2711,15 @@
     <w:p>
       <w:pPr>
         <w:ind w:firstLineChars="200" w:firstLine="420"/>
-        <w:rPr>
-          <w:rFonts w:hint="eastAsia"/>
-        </w:rPr>
-      </w:pPr>
-      <w:r>
-        <w:t>在你的 GitHub 账号下建个公开仓库然后推送。</w:t>
+      </w:pPr>
+      <w:r>
+        <w:t>在你的</w:t>
+      </w:r>
+      <w:r>
+        <w:t xml:space="preserve"> GitHub </w:t>
+      </w:r>
+      <w:r>
+        <w:t>账号下建个公开仓库然后推送。</w:t>
       </w:r>
     </w:p>
     <w:p>
@@ -2177,12 +2736,24 @@
     <w:p>
       <w:pPr>
         <w:ind w:firstLineChars="200" w:firstLine="420"/>
-        <w:rPr>
-          <w:rFonts w:hint="eastAsia"/>
-        </w:rPr>
-      </w:pPr>
-      <w:r>
-        <w:t>GitHub 靠提交里的 email 判断这个提交属于哪个账号。想让仓库只认你，就得用你账号的 noreply 邮箱。</w:t>
+      </w:pPr>
+      <w:r>
+        <w:t xml:space="preserve">GitHub </w:t>
+      </w:r>
+      <w:r>
+        <w:t>靠提交里的</w:t>
+      </w:r>
+      <w:r>
+        <w:t xml:space="preserve"> email </w:t>
+      </w:r>
+      <w:r>
+        <w:t>判断这个提交属于哪个账号。想让仓库只认你，就得用你账号的</w:t>
+      </w:r>
+      <w:r>
+        <w:t xml:space="preserve"> noreply </w:t>
+      </w:r>
+      <w:r>
+        <w:t>邮箱。</w:t>
       </w:r>
     </w:p>
     <w:p>
@@ -2190,9 +2761,6 @@
         <w:shd w:val="clear" w:color="auto" w:fill="F4F6F8"/>
         <w:spacing w:before="60" w:after="60" w:line="300" w:lineRule="auto"/>
         <w:ind w:left="198"/>
-        <w:rPr>
-          <w:rFonts w:hint="eastAsia"/>
-        </w:rPr>
       </w:pPr>
       <w:r>
         <w:rPr>
@@ -2213,9 +2781,6 @@
     <w:p>
       <w:pPr>
         <w:ind w:firstLineChars="200" w:firstLine="420"/>
-        <w:rPr>
-          <w:rFonts w:hint="eastAsia"/>
-        </w:rPr>
       </w:pPr>
       <w:r>
         <w:t>这样提交才会挂到你的账号上、显示你的头像，贡献者列表里也就只有你一个人。</w:t>
@@ -2241,54 +2806,57 @@
     <w:p>
       <w:pPr>
         <w:ind w:firstLineChars="200" w:firstLine="420"/>
-        <w:rPr>
-          <w:rFonts w:hint="eastAsia"/>
-        </w:rPr>
-      </w:pPr>
-      <w:r>
-        <w:t>改完代码双击项目目录里的 push.bat，它会自动做三件事：</w:t>
+      </w:pPr>
+      <w:r>
+        <w:t>改完代码双击项目目录里的</w:t>
+      </w:r>
+      <w:r>
+        <w:t xml:space="preserve"> push.bat</w:t>
+      </w:r>
+      <w:r>
+        <w:t>，它会自动做三件事：</w:t>
       </w:r>
     </w:p>
     <w:p>
       <w:pPr>
         <w:pStyle w:val="a0"/>
-        <w:rPr>
-          <w:rFonts w:hint="eastAsia"/>
-        </w:rPr>
-      </w:pPr>
-      <w:r>
-        <w:t>git add 所有改动</w:t>
+      </w:pPr>
+      <w:r>
+        <w:t xml:space="preserve">git add </w:t>
+      </w:r>
+      <w:r>
+        <w:t>所有改动</w:t>
       </w:r>
     </w:p>
     <w:p>
       <w:pPr>
         <w:pStyle w:val="a0"/>
-        <w:rPr>
-          <w:rFonts w:hint="eastAsia"/>
-        </w:rPr>
-      </w:pPr>
-      <w:r>
-        <w:t>用 Yui0818 这个身份提交</w:t>
+      </w:pPr>
+      <w:r>
+        <w:t>用</w:t>
+      </w:r>
+      <w:r>
+        <w:t xml:space="preserve"> Yui0818 </w:t>
+      </w:r>
+      <w:r>
+        <w:t>这个身份提交</w:t>
       </w:r>
     </w:p>
     <w:p>
       <w:pPr>
         <w:pStyle w:val="a0"/>
-        <w:rPr>
-          <w:rFonts w:hint="eastAsia"/>
-        </w:rPr>
-      </w:pPr>
-      <w:r>
-        <w:t>通过本机代理推送到 GitHub</w:t>
+      </w:pPr>
+      <w:r>
+        <w:t>通过本机代理推送到</w:t>
+      </w:r>
+      <w:r>
+        <w:t xml:space="preserve"> GitHub</w:t>
       </w:r>
     </w:p>
     <w:p>
       <w:pPr>
         <w:spacing w:before="40" w:after="40"/>
         <w:ind w:left="198"/>
-        <w:rPr>
-          <w:rFonts w:hint="eastAsia"/>
-        </w:rPr>
       </w:pPr>
       <w:r>
         <w:rPr>
@@ -2296,15 +2864,26 @@
           <w:color w:val="6B6B6B"/>
           <w:sz w:val="20"/>
         </w:rPr>
-        <w:t>改完推上去，GitHub 上就留了一份。</w:t>
-      </w:r>
-    </w:p>
-    <w:p>
-      <w:pPr>
-        <w:rPr>
-          <w:rFonts w:hint="eastAsia"/>
-        </w:rPr>
-      </w:pPr>
+        <w:t>改完推上去，</w:t>
+      </w:r>
+      <w:r>
+        <w:rPr>
+          <w:i/>
+          <w:color w:val="6B6B6B"/>
+          <w:sz w:val="20"/>
+        </w:rPr>
+        <w:t xml:space="preserve">GitHub </w:t>
+      </w:r>
+      <w:r>
+        <w:rPr>
+          <w:i/>
+          <w:color w:val="6B6B6B"/>
+          <w:sz w:val="20"/>
+        </w:rPr>
+        <w:t>上就留了一份。</w:t>
+      </w:r>
+    </w:p>
+    <w:p>
       <w:r>
         <w:br w:type="page"/>
       </w:r>
@@ -2333,20 +2912,23 @@
     <w:p>
       <w:pPr>
         <w:ind w:firstLineChars="200" w:firstLine="420"/>
-        <w:rPr>
-          <w:rFonts w:hint="eastAsia"/>
-        </w:rPr>
-      </w:pPr>
-      <w:r>
-        <w:t>v0.1 只会数包多大；v0.2 开始真正读懂包里的内容，像剥洋葱那样，从最外面的以太网头一层一层剥进去。</w:t>
+      </w:pPr>
+      <w:r>
+        <w:t xml:space="preserve">v0.1 </w:t>
+      </w:r>
+      <w:r>
+        <w:t>只会数包多大；</w:t>
+      </w:r>
+      <w:r>
+        <w:t xml:space="preserve">v0.2 </w:t>
+      </w:r>
+      <w:r>
+        <w:t>开始真正读懂包里的内容，像剥洋葱那样，从最外面的以太网头一层一层剥进去。</w:t>
       </w:r>
     </w:p>
     <w:p>
       <w:pPr>
         <w:ind w:firstLineChars="200" w:firstLine="420"/>
-        <w:rPr>
-          <w:rFonts w:hint="eastAsia"/>
-        </w:rPr>
       </w:pPr>
       <w:r>
         <w:t>每个包都按同样的顺序套娃，网络分层是什么样子，看这个最直观：</w:t>
@@ -2357,9 +2939,6 @@
         <w:shd w:val="clear" w:color="auto" w:fill="F4F6F8"/>
         <w:spacing w:before="60" w:after="60" w:line="300" w:lineRule="auto"/>
         <w:ind w:left="198"/>
-        <w:rPr>
-          <w:rFonts w:hint="eastAsia"/>
-        </w:rPr>
       </w:pPr>
       <w:r>
         <w:rPr>
@@ -2467,53 +3046,128 @@
     <w:p>
       <w:pPr>
         <w:pStyle w:val="a0"/>
-        <w:rPr>
-          <w:rFonts w:hint="eastAsia"/>
-        </w:rPr>
-      </w:pPr>
-      <w:r>
-        <w:t>以太网头：包从哪个 MAC 来、到哪个 MAC 去，上层是什么协议</w:t>
+      </w:pPr>
+      <w:r>
+        <w:t>以太网头：包从哪个</w:t>
+      </w:r>
+      <w:r>
+        <w:t xml:space="preserve"> MAC </w:t>
+      </w:r>
+      <w:r>
+        <w:t>来、到哪个</w:t>
+      </w:r>
+      <w:r>
+        <w:t xml:space="preserve"> MAC </w:t>
+      </w:r>
+      <w:r>
+        <w:t>去，上层是什么协议</w:t>
       </w:r>
     </w:p>
     <w:p>
       <w:pPr>
         <w:pStyle w:val="a0"/>
-        <w:rPr>
-          <w:rFonts w:hint="eastAsia"/>
-        </w:rPr>
-      </w:pPr>
-      <w:r>
-        <w:t>IPv4 头：从哪个 IP 到哪个 IP，上层是 TCP 还是 UDP，还能被转多少跳，也就是 TTL</w:t>
+      </w:pPr>
+      <w:r>
+        <w:t xml:space="preserve">IPv4 </w:t>
+      </w:r>
+      <w:r>
+        <w:t>头：从哪个</w:t>
+      </w:r>
+      <w:r>
+        <w:t xml:space="preserve"> IP </w:t>
+      </w:r>
+      <w:r>
+        <w:t>到哪个</w:t>
+      </w:r>
+      <w:r>
+        <w:t xml:space="preserve"> IP</w:t>
+      </w:r>
+      <w:r>
+        <w:t>，上层是</w:t>
+      </w:r>
+      <w:r>
+        <w:t xml:space="preserve"> TCP </w:t>
+      </w:r>
+      <w:r>
+        <w:t>还是</w:t>
+      </w:r>
+      <w:r>
+        <w:t xml:space="preserve"> UDP</w:t>
+      </w:r>
+      <w:r>
+        <w:t>，还能被转多少跳，也就是</w:t>
+      </w:r>
+      <w:r>
+        <w:t xml:space="preserve"> TTL</w:t>
       </w:r>
     </w:p>
     <w:p>
       <w:pPr>
         <w:pStyle w:val="a0"/>
-        <w:rPr>
-          <w:rFonts w:hint="eastAsia"/>
-        </w:rPr>
-      </w:pPr>
-      <w:r>
-        <w:t>TCP / UDP：从哪个端口到哪个端口；TCP 还带一堆标志位，SYN、ACK、PSH 这些</w:t>
+      </w:pPr>
+      <w:r>
+        <w:t>TCP / UDP</w:t>
+      </w:r>
+      <w:r>
+        <w:t>：从哪个端口到哪个端口；</w:t>
+      </w:r>
+      <w:r>
+        <w:t xml:space="preserve">TCP </w:t>
+      </w:r>
+      <w:r>
+        <w:t>还带一堆标志位，</w:t>
+      </w:r>
+      <w:r>
+        <w:t>SYN</w:t>
+      </w:r>
+      <w:r>
+        <w:t>、</w:t>
+      </w:r>
+      <w:r>
+        <w:t>ACK</w:t>
+      </w:r>
+      <w:r>
+        <w:t>、</w:t>
+      </w:r>
+      <w:r>
+        <w:t xml:space="preserve">PSH </w:t>
+      </w:r>
+      <w:r>
+        <w:t>这些</w:t>
       </w:r>
     </w:p>
     <w:p>
       <w:pPr>
         <w:pStyle w:val="a0"/>
-        <w:rPr>
-          <w:rFonts w:hint="eastAsia"/>
-        </w:rPr>
-      </w:pPr>
-      <w:r>
-        <w:t>ICMP：ping 的请求（type=8）和应答（type=0）</w:t>
+      </w:pPr>
+      <w:r>
+        <w:t>ICMP</w:t>
+      </w:r>
+      <w:r>
+        <w:t>：</w:t>
+      </w:r>
+      <w:r>
+        <w:t xml:space="preserve">ping </w:t>
+      </w:r>
+      <w:r>
+        <w:t>的请求（</w:t>
+      </w:r>
+      <w:r>
+        <w:t>type=8</w:t>
+      </w:r>
+      <w:r>
+        <w:t>）和应答（</w:t>
+      </w:r>
+      <w:r>
+        <w:t>type=0</w:t>
+      </w:r>
+      <w:r>
+        <w:t>）</w:t>
       </w:r>
     </w:p>
     <w:p>
       <w:pPr>
         <w:ind w:firstLineChars="200" w:firstLine="420"/>
-        <w:rPr>
-          <w:rFonts w:hint="eastAsia"/>
-        </w:rPr>
       </w:pPr>
       <w:r>
         <w:t>先学会看懂每个包，到第九章才谈得上做统计、过滤这些真正有用的功能。</w:t>
@@ -2539,12 +3193,15 @@
     <w:p>
       <w:pPr>
         <w:ind w:firstLineChars="200" w:firstLine="420"/>
-        <w:rPr>
-          <w:rFonts w:hint="eastAsia"/>
-        </w:rPr>
-      </w:pPr>
-      <w:r>
-        <w:t>网络协议规定，多字节数字要高位在前传，这叫大端，也叫网络字节序。可我们的电脑是 x86，平时低位在前，是小端。所以不能直接把一串字节当数字用，得自己按正确顺序把字节拼起来。</w:t>
+      </w:pPr>
+      <w:r>
+        <w:t>网络协议规定，多字节数字要高位在前传，这叫大端，也叫网络字节序。可我们的电脑是</w:t>
+      </w:r>
+      <w:r>
+        <w:t xml:space="preserve"> x86</w:t>
+      </w:r>
+      <w:r>
+        <w:t>，平时低位在前，是小端。所以不能直接把一串字节当数字用，得自己按正确顺序把字节拼起来。</w:t>
       </w:r>
     </w:p>
     <w:p>
@@ -2552,9 +3209,6 @@
         <w:shd w:val="clear" w:color="auto" w:fill="F4F6F8"/>
         <w:spacing w:before="60" w:after="60" w:line="300" w:lineRule="auto"/>
         <w:ind w:left="198"/>
-        <w:rPr>
-          <w:rFonts w:hint="eastAsia"/>
-        </w:rPr>
       </w:pPr>
       <w:r>
         <w:rPr>
@@ -2583,12 +3237,48 @@
     <w:p>
       <w:pPr>
         <w:ind w:firstLineChars="200" w:firstLine="420"/>
-        <w:rPr>
-          <w:rFonts w:hint="eastAsia"/>
-        </w:rPr>
-      </w:pPr>
-      <w:r>
-        <w:t>rd16 取自 read 2 bytes，就是读两个字节的意思。p[0] 是第一个字节，在高位；p[1] 是第二个，在低位。&lt;&lt; 8 把这个字节挪到高位去，相当于乘 256，最后用按位或 | 拼起来。</w:t>
+      </w:pPr>
+      <w:r>
+        <w:t xml:space="preserve">rd16 </w:t>
+      </w:r>
+      <w:r>
+        <w:t>取自</w:t>
+      </w:r>
+      <w:r>
+        <w:t xml:space="preserve"> read 2 bytes</w:t>
+      </w:r>
+      <w:r>
+        <w:t>，就是读两个字节的意思。</w:t>
+      </w:r>
+      <w:r>
+        <w:t xml:space="preserve">p[0] </w:t>
+      </w:r>
+      <w:r>
+        <w:t>是第一个字节，在高位；</w:t>
+      </w:r>
+      <w:r>
+        <w:t xml:space="preserve">p[1] </w:t>
+      </w:r>
+      <w:r>
+        <w:t>是第二个，在低位。</w:t>
+      </w:r>
+      <w:r>
+        <w:t xml:space="preserve">&lt;&lt; 8 </w:t>
+      </w:r>
+      <w:r>
+        <w:t>把这个字节挪到高位去，相当于乘</w:t>
+      </w:r>
+      <w:r>
+        <w:t xml:space="preserve"> 256</w:t>
+      </w:r>
+      <w:r>
+        <w:t>，最后用按位或</w:t>
+      </w:r>
+      <w:r>
+        <w:t xml:space="preserve"> | </w:t>
+      </w:r>
+      <w:r>
+        <w:t>拼起来。</w:t>
       </w:r>
     </w:p>
     <w:p>
@@ -2596,9 +3286,6 @@
         <w:shd w:val="clear" w:color="auto" w:fill="F4F6F8"/>
         <w:spacing w:before="60" w:after="60" w:line="300" w:lineRule="auto"/>
         <w:ind w:left="198"/>
-        <w:rPr>
-          <w:rFonts w:hint="eastAsia"/>
-        </w:rPr>
       </w:pPr>
       <w:r>
         <w:rPr>
@@ -2635,12 +3322,30 @@
     <w:p>
       <w:pPr>
         <w:ind w:firstLineChars="200" w:firstLine="420"/>
-        <w:rPr>
-          <w:rFonts w:hint="eastAsia"/>
-        </w:rPr>
-      </w:pPr>
-      <w:r>
-        <w:t>rd32 一个道理，一次拼 4 个字节，用在 TCP 序列号这种 4 字节字段上。</w:t>
+      </w:pPr>
+      <w:r>
+        <w:t xml:space="preserve">rd32 </w:t>
+      </w:r>
+      <w:r>
+        <w:t>一个道理，一次拼</w:t>
+      </w:r>
+      <w:r>
+        <w:t xml:space="preserve"> 4 </w:t>
+      </w:r>
+      <w:r>
+        <w:t>个字节，用在</w:t>
+      </w:r>
+      <w:r>
+        <w:t xml:space="preserve"> TCP </w:t>
+      </w:r>
+      <w:r>
+        <w:t>序列号这种</w:t>
+      </w:r>
+      <w:r>
+        <w:t xml:space="preserve"> 4 </w:t>
+      </w:r>
+      <w:r>
+        <w:t>字节字段上。</w:t>
       </w:r>
     </w:p>
     <w:p>
@@ -2668,9 +3373,6 @@
         <w:shd w:val="clear" w:color="auto" w:fill="F4F6F8"/>
         <w:spacing w:before="60" w:after="60" w:line="300" w:lineRule="auto"/>
         <w:ind w:left="198"/>
-        <w:rPr>
-          <w:rFonts w:hint="eastAsia"/>
-        </w:rPr>
       </w:pPr>
       <w:r>
         <w:rPr>
@@ -2699,13 +3401,37 @@
     <w:p>
       <w:pPr>
         <w:ind w:firstLineChars="200" w:firstLine="420"/>
-        <w:rPr>
-          <w:rFonts w:hint="eastAsia"/>
-        </w:rPr>
       </w:pPr>
       <w:r>
         <w:lastRenderedPageBreak/>
-        <w:t>MAC 地址是 6 个字节。%02x 的意思是用十六进制打印、不足两位补 0，拼出来就是 aa:bb:cc:dd:ee:ff 这种样子。</w:t>
+        <w:t xml:space="preserve">MAC </w:t>
+      </w:r>
+      <w:r>
+        <w:t>地址是</w:t>
+      </w:r>
+      <w:r>
+        <w:t xml:space="preserve"> 6 </w:t>
+      </w:r>
+      <w:r>
+        <w:t>个字节。</w:t>
+      </w:r>
+      <w:r>
+        <w:t xml:space="preserve">%02x </w:t>
+      </w:r>
+      <w:r>
+        <w:t>的意思是用十六进制打印、不足两位补</w:t>
+      </w:r>
+      <w:r>
+        <w:t xml:space="preserve"> 0</w:t>
+      </w:r>
+      <w:r>
+        <w:t>，拼出来就是</w:t>
+      </w:r>
+      <w:r>
+        <w:t xml:space="preserve"> aa:bb:cc:dd:ee:ff </w:t>
+      </w:r>
+      <w:r>
+        <w:t>这种样子。</w:t>
       </w:r>
     </w:p>
     <w:p>
@@ -2713,9 +3439,6 @@
         <w:shd w:val="clear" w:color="auto" w:fill="F4F6F8"/>
         <w:spacing w:before="60" w:after="60" w:line="300" w:lineRule="auto"/>
         <w:ind w:left="198"/>
-        <w:rPr>
-          <w:rFonts w:hint="eastAsia"/>
-        </w:rPr>
       </w:pPr>
       <w:r>
         <w:rPr>
@@ -2744,12 +3467,36 @@
     <w:p>
       <w:pPr>
         <w:ind w:firstLineChars="200" w:firstLine="420"/>
-        <w:rPr>
-          <w:rFonts w:hint="eastAsia"/>
-        </w:rPr>
-      </w:pPr>
-      <w:r>
-        <w:t>IP 地址就是 4 个字节，每个字节转成十进制、用点隔开。192.168.1.1 在磁盘上其实就是 4 个 0~255 的数字。</w:t>
+      </w:pPr>
+      <w:r>
+        <w:t xml:space="preserve">IP </w:t>
+      </w:r>
+      <w:r>
+        <w:t>地址就是</w:t>
+      </w:r>
+      <w:r>
+        <w:t xml:space="preserve"> 4 </w:t>
+      </w:r>
+      <w:r>
+        <w:t>个字节，每个字节转成十进制、用点隔开。</w:t>
+      </w:r>
+      <w:r>
+        <w:t xml:space="preserve">192.168.1.1 </w:t>
+      </w:r>
+      <w:r>
+        <w:t>在磁盘上其实就是</w:t>
+      </w:r>
+      <w:r>
+        <w:t xml:space="preserve"> 4 </w:t>
+      </w:r>
+      <w:r>
+        <w:t>个</w:t>
+      </w:r>
+      <w:r>
+        <w:t xml:space="preserve"> 0~255 </w:t>
+      </w:r>
+      <w:r>
+        <w:t>的数字。</w:t>
       </w:r>
     </w:p>
     <w:p>
@@ -2774,9 +3521,6 @@
         <w:shd w:val="clear" w:color="auto" w:fill="F4F6F8"/>
         <w:spacing w:before="60" w:after="60" w:line="300" w:lineRule="auto"/>
         <w:ind w:left="198"/>
-        <w:rPr>
-          <w:rFonts w:hint="eastAsia"/>
-        </w:rPr>
       </w:pPr>
       <w:r>
         <w:rPr>
@@ -2824,12 +3568,33 @@
     <w:p>
       <w:pPr>
         <w:ind w:firstLineChars="200" w:firstLine="420"/>
-        <w:rPr>
-          <w:rFonts w:hint="eastAsia"/>
-        </w:rPr>
-      </w:pPr>
-      <w:r>
-        <w:t>类型字段 ethertype 说明里面装了什么：0x0800=IPv4，0x0806=ARP，0x86DD=IPv6。</w:t>
+      </w:pPr>
+      <w:r>
+        <w:t>类型字段</w:t>
+      </w:r>
+      <w:r>
+        <w:t xml:space="preserve"> ethertype </w:t>
+      </w:r>
+      <w:r>
+        <w:t>说明里面装了什么：</w:t>
+      </w:r>
+      <w:r>
+        <w:t>0x0800=IPv4</w:t>
+      </w:r>
+      <w:r>
+        <w:t>，</w:t>
+      </w:r>
+      <w:r>
+        <w:t>0x0806=ARP</w:t>
+      </w:r>
+      <w:r>
+        <w:t>，</w:t>
+      </w:r>
+      <w:r>
+        <w:t>0x86DD=IPv6</w:t>
+      </w:r>
+      <w:r>
+        <w:t>。</w:t>
       </w:r>
     </w:p>
     <w:p>
@@ -2837,9 +3602,6 @@
         <w:shd w:val="clear" w:color="auto" w:fill="F4F6F8"/>
         <w:spacing w:before="60" w:after="60" w:line="300" w:lineRule="auto"/>
         <w:ind w:left="198"/>
-        <w:rPr>
-          <w:rFonts w:hint="eastAsia"/>
-        </w:rPr>
       </w:pPr>
       <w:r>
         <w:rPr>
@@ -2910,12 +3672,42 @@
     <w:p>
       <w:pPr>
         <w:ind w:firstLineChars="200" w:firstLine="420"/>
-        <w:rPr>
-          <w:rFonts w:hint="eastAsia"/>
-        </w:rPr>
-      </w:pPr>
-      <w:r>
-        <w:t>pkt 是这个包的起点。pkt+6 跳过 6 个字节就是源 MAC 的位置，pkt+12 是类型字段。剥掉这 14 字节，剩下的就是上层协议的数据，交给下一步接着剥。</w:t>
+      </w:pPr>
+      <w:r>
+        <w:t xml:space="preserve">pkt </w:t>
+      </w:r>
+      <w:r>
+        <w:t>是这个包的起点。</w:t>
+      </w:r>
+      <w:r>
+        <w:t xml:space="preserve">pkt+6 </w:t>
+      </w:r>
+      <w:r>
+        <w:t>跳过</w:t>
+      </w:r>
+      <w:r>
+        <w:t xml:space="preserve"> 6 </w:t>
+      </w:r>
+      <w:r>
+        <w:t>个字节就是源</w:t>
+      </w:r>
+      <w:r>
+        <w:t xml:space="preserve"> MAC </w:t>
+      </w:r>
+      <w:r>
+        <w:t>的位置，</w:t>
+      </w:r>
+      <w:r>
+        <w:t xml:space="preserve">pkt+12 </w:t>
+      </w:r>
+      <w:r>
+        <w:t>是类型字段。剥掉这</w:t>
+      </w:r>
+      <w:r>
+        <w:t xml:space="preserve"> 14 </w:t>
+      </w:r>
+      <w:r>
+        <w:t>字节，剩下的就是上层协议的数据，交给下一步接着剥。</w:t>
       </w:r>
     </w:p>
     <w:p>
@@ -2923,9 +3715,6 @@
         <w:shd w:val="clear" w:color="auto" w:fill="F4F6F8"/>
         <w:spacing w:before="60" w:after="60" w:line="300" w:lineRule="auto"/>
         <w:ind w:left="198"/>
-        <w:rPr>
-          <w:rFonts w:hint="eastAsia"/>
-        </w:rPr>
       </w:pPr>
       <w:r>
         <w:rPr>
@@ -2989,12 +3778,12 @@
     <w:p>
       <w:pPr>
         <w:ind w:firstLineChars="200" w:firstLine="420"/>
-        <w:rPr>
-          <w:rFonts w:hint="eastAsia"/>
-        </w:rPr>
-      </w:pPr>
-      <w:r>
-        <w:t>IPv4 头比以太网头复杂，但对我们有用的就几个位置：</w:t>
+      </w:pPr>
+      <w:r>
+        <w:t xml:space="preserve">IPv4 </w:t>
+      </w:r>
+      <w:r>
+        <w:t>头比以太网头复杂，但对我们有用的就几个位置：</w:t>
       </w:r>
     </w:p>
     <w:p>
@@ -3002,9 +3791,6 @@
         <w:shd w:val="clear" w:color="auto" w:fill="F4F6F8"/>
         <w:spacing w:before="60" w:after="60" w:line="300" w:lineRule="auto"/>
         <w:ind w:left="198"/>
-        <w:rPr>
-          <w:rFonts w:hint="eastAsia"/>
-        </w:rPr>
       </w:pPr>
       <w:r>
         <w:rPr>
@@ -3219,12 +4005,45 @@
     <w:p>
       <w:pPr>
         <w:ind w:firstLineChars="200" w:firstLine="420"/>
-        <w:rPr>
-          <w:rFonts w:hint="eastAsia"/>
-        </w:rPr>
-      </w:pPr>
-      <w:r>
-        <w:t>首部长度的单位为什么是 4 字节？因为这个字段只有 4 个比特，最大 15，15×4=60 字节就到顶了，当年是为了省空间才这么设计。没有选项时首部 20 字节，有选项就更长，所以得拿 ihl 算出传输层从哪里开始。</w:t>
+      </w:pPr>
+      <w:r>
+        <w:t>首部长度的单位为什么是</w:t>
+      </w:r>
+      <w:r>
+        <w:t xml:space="preserve"> 4 </w:t>
+      </w:r>
+      <w:r>
+        <w:t>字节？因为这个字段只有</w:t>
+      </w:r>
+      <w:r>
+        <w:t xml:space="preserve"> 4 </w:t>
+      </w:r>
+      <w:r>
+        <w:t>个比特，最大</w:t>
+      </w:r>
+      <w:r>
+        <w:t xml:space="preserve"> 15</w:t>
+      </w:r>
+      <w:r>
+        <w:t>，</w:t>
+      </w:r>
+      <w:r>
+        <w:t xml:space="preserve">15×4=60 </w:t>
+      </w:r>
+      <w:r>
+        <w:t>字节就到顶了，当年是为了省空间才这么设计。没有选项时首部</w:t>
+      </w:r>
+      <w:r>
+        <w:t xml:space="preserve"> 20 </w:t>
+      </w:r>
+      <w:r>
+        <w:t>字节，有选项就更长，所以得拿</w:t>
+      </w:r>
+      <w:r>
+        <w:t xml:space="preserve"> ihl </w:t>
+      </w:r>
+      <w:r>
+        <w:t>算出传输层从哪里开始。</w:t>
       </w:r>
     </w:p>
     <w:p>
@@ -3232,9 +4051,6 @@
         <w:shd w:val="clear" w:color="auto" w:fill="F4F6F8"/>
         <w:spacing w:before="60" w:after="60" w:line="300" w:lineRule="auto"/>
         <w:ind w:left="198"/>
-        <w:rPr>
-          <w:rFonts w:hint="eastAsia"/>
-        </w:rPr>
       </w:pPr>
       <w:r>
         <w:rPr>
@@ -3269,21 +4085,39 @@
     <w:p>
       <w:pPr>
         <w:ind w:firstLineChars="200" w:firstLine="420"/>
-        <w:rPr>
-          <w:rFonts w:hint="eastAsia"/>
-        </w:rPr>
-      </w:pPr>
-      <w:r>
-        <w:t>协议号决定下一步解析谁：6=TCP，17=UDP，1=ICMP，程序用 switch 分发。</w:t>
+      </w:pPr>
+      <w:r>
+        <w:t>协议号决定下一步解析谁：</w:t>
+      </w:r>
+      <w:r>
+        <w:t>6=TCP</w:t>
+      </w:r>
+      <w:r>
+        <w:t>，</w:t>
+      </w:r>
+      <w:r>
+        <w:t>17=UDP</w:t>
+      </w:r>
+      <w:r>
+        <w:t>，</w:t>
+      </w:r>
+      <w:r>
+        <w:t>1=ICMP</w:t>
+      </w:r>
+      <w:r>
+        <w:t>，程序用</w:t>
+      </w:r>
+      <w:r>
+        <w:t xml:space="preserve"> switch </w:t>
+      </w:r>
+      <w:r>
+        <w:t>分发。</w:t>
       </w:r>
     </w:p>
     <w:p>
       <w:pPr>
         <w:spacing w:before="40" w:after="40"/>
         <w:ind w:left="198"/>
-        <w:rPr>
-          <w:rFonts w:hint="eastAsia"/>
-        </w:rPr>
       </w:pPr>
       <w:r>
         <w:rPr>
@@ -3292,7 +4126,55 @@
           <w:sz w:val="20"/>
         </w:rPr>
         <w:lastRenderedPageBreak/>
-        <w:t>分片细节：IPv4 允许把大包切成几片传。非第一片里没有传输层头，硬按 TCP 解析会读到垃圾，所以程序会检查分片偏移，非 0 就跳过端口解析。</w:t>
+        <w:t>分片细节：</w:t>
+      </w:r>
+      <w:r>
+        <w:rPr>
+          <w:i/>
+          <w:color w:val="6B6B6B"/>
+          <w:sz w:val="20"/>
+        </w:rPr>
+        <w:t xml:space="preserve">IPv4 </w:t>
+      </w:r>
+      <w:r>
+        <w:rPr>
+          <w:i/>
+          <w:color w:val="6B6B6B"/>
+          <w:sz w:val="20"/>
+        </w:rPr>
+        <w:t>允许把大包切成几片传。非第一片里没有传输层头，硬按</w:t>
+      </w:r>
+      <w:r>
+        <w:rPr>
+          <w:i/>
+          <w:color w:val="6B6B6B"/>
+          <w:sz w:val="20"/>
+        </w:rPr>
+        <w:t xml:space="preserve"> TCP </w:t>
+      </w:r>
+      <w:r>
+        <w:rPr>
+          <w:i/>
+          <w:color w:val="6B6B6B"/>
+          <w:sz w:val="20"/>
+        </w:rPr>
+        <w:t>解析会读到垃圾，所以程序会检查分片偏移，非</w:t>
+      </w:r>
+      <w:r>
+        <w:rPr>
+          <w:i/>
+          <w:color w:val="6B6B6B"/>
+          <w:sz w:val="20"/>
+        </w:rPr>
+        <w:t xml:space="preserve"> 0 </w:t>
+      </w:r>
+      <w:r>
+        <w:rPr>
+          <w:i/>
+          <w:color w:val="6B6B6B"/>
+          <w:sz w:val="20"/>
+        </w:rPr>
+        <w:t>就跳过端口解析。</w:t>
       </w:r>
     </w:p>
     <w:p>
@@ -3317,9 +4199,6 @@
         <w:shd w:val="clear" w:color="auto" w:fill="F4F6F8"/>
         <w:spacing w:before="60" w:after="60" w:line="300" w:lineRule="auto"/>
         <w:ind w:left="198"/>
-        <w:rPr>
-          <w:rFonts w:hint="eastAsia"/>
-        </w:rPr>
       </w:pPr>
       <w:r>
         <w:rPr>
@@ -3412,12 +4291,72 @@
     <w:p>
       <w:pPr>
         <w:ind w:firstLineChars="200" w:firstLine="420"/>
-        <w:rPr>
-          <w:rFonts w:hint="eastAsia"/>
-        </w:rPr>
-      </w:pPr>
-      <w:r>
-        <w:t>标志位就 1 个字节，8 个比特每位是一个开关：0x02 是 SYN，想建连接；0x10 是 ACK，确认收到；0x08 是 PSH，要求立刻交给应用；0x01 是 FIN，想挂断……</w:t>
+      </w:pPr>
+      <w:r>
+        <w:t>标志位就</w:t>
+      </w:r>
+      <w:r>
+        <w:t xml:space="preserve"> 1 </w:t>
+      </w:r>
+      <w:r>
+        <w:t>个字节，</w:t>
+      </w:r>
+      <w:r>
+        <w:t xml:space="preserve">8 </w:t>
+      </w:r>
+      <w:r>
+        <w:t>个比特每位是一个开关：</w:t>
+      </w:r>
+      <w:r>
+        <w:t xml:space="preserve">0x02 </w:t>
+      </w:r>
+      <w:r>
+        <w:t>是</w:t>
+      </w:r>
+      <w:r>
+        <w:t xml:space="preserve"> SYN</w:t>
+      </w:r>
+      <w:r>
+        <w:t>，想建连接；</w:t>
+      </w:r>
+      <w:r>
+        <w:t xml:space="preserve">0x10 </w:t>
+      </w:r>
+      <w:r>
+        <w:t>是</w:t>
+      </w:r>
+      <w:r>
+        <w:t xml:space="preserve"> ACK</w:t>
+      </w:r>
+      <w:r>
+        <w:t>，确认收到；</w:t>
+      </w:r>
+      <w:r>
+        <w:t xml:space="preserve">0x08 </w:t>
+      </w:r>
+      <w:r>
+        <w:t>是</w:t>
+      </w:r>
+      <w:r>
+        <w:t xml:space="preserve"> PSH</w:t>
+      </w:r>
+      <w:r>
+        <w:t>，要求立刻交给应用；</w:t>
+      </w:r>
+      <w:r>
+        <w:t xml:space="preserve">0x01 </w:t>
+      </w:r>
+      <w:r>
+        <w:t>是</w:t>
+      </w:r>
+      <w:r>
+        <w:t xml:space="preserve"> FIN</w:t>
+      </w:r>
+      <w:r>
+        <w:t>，想挂断</w:t>
+      </w:r>
+      <w:r>
+        <w:t>……</w:t>
       </w:r>
     </w:p>
     <w:p>
@@ -3425,9 +4364,6 @@
         <w:shd w:val="clear" w:color="auto" w:fill="F4F6F8"/>
         <w:spacing w:before="60" w:after="60" w:line="300" w:lineRule="auto"/>
         <w:ind w:left="198"/>
-        <w:rPr>
-          <w:rFonts w:hint="eastAsia"/>
-        </w:rPr>
       </w:pPr>
       <w:r>
         <w:rPr>
@@ -3448,12 +4384,30 @@
     <w:p>
       <w:pPr>
         <w:ind w:firstLineChars="200" w:firstLine="420"/>
-        <w:rPr>
-          <w:rFonts w:hint="eastAsia"/>
-        </w:rPr>
-      </w:pPr>
-      <w:r>
-        <w:t>&amp; 是按位与：对应位是 1，结果就非 0，说明这个标志开着。程序把开着的标志拼成 SYN / SYN+ACK / PSH+ACK 这种看得懂的形式。</w:t>
+      </w:pPr>
+      <w:r>
+        <w:t xml:space="preserve">&amp; </w:t>
+      </w:r>
+      <w:r>
+        <w:t>是按位与：对应位是</w:t>
+      </w:r>
+      <w:r>
+        <w:t xml:space="preserve"> 1</w:t>
+      </w:r>
+      <w:r>
+        <w:t>，结果就非</w:t>
+      </w:r>
+      <w:r>
+        <w:t xml:space="preserve"> 0</w:t>
+      </w:r>
+      <w:r>
+        <w:t>，说明这个标志开着。程序把开着的标志拼成</w:t>
+      </w:r>
+      <w:r>
+        <w:t xml:space="preserve"> SYN / SYN+ACK / PSH+ACK </w:t>
+      </w:r>
+      <w:r>
+        <w:t>这种看得懂的形式。</w:t>
       </w:r>
     </w:p>
     <w:p>
@@ -3479,23 +4433,77 @@
     <w:p>
       <w:pPr>
         <w:ind w:firstLineChars="200" w:firstLine="420"/>
-        <w:rPr>
-          <w:rFonts w:hint="eastAsia"/>
-        </w:rPr>
-      </w:pPr>
-      <w:r>
-        <w:t>UDP 头只有 8 字节：源端口 2，目的端口 2，长度 2，校验和 2。它比 TCP 简单得多，没有连接也没有重传，发出去就不管了。</w:t>
+      </w:pPr>
+      <w:r>
+        <w:t xml:space="preserve">UDP </w:t>
+      </w:r>
+      <w:r>
+        <w:t>头只有</w:t>
+      </w:r>
+      <w:r>
+        <w:t xml:space="preserve"> 8 </w:t>
+      </w:r>
+      <w:r>
+        <w:t>字节：源端口</w:t>
+      </w:r>
+      <w:r>
+        <w:t xml:space="preserve"> 2</w:t>
+      </w:r>
+      <w:r>
+        <w:t>，目的端口</w:t>
+      </w:r>
+      <w:r>
+        <w:t xml:space="preserve"> 2</w:t>
+      </w:r>
+      <w:r>
+        <w:t>，长度</w:t>
+      </w:r>
+      <w:r>
+        <w:t xml:space="preserve"> 2</w:t>
+      </w:r>
+      <w:r>
+        <w:t>，校验和</w:t>
+      </w:r>
+      <w:r>
+        <w:t xml:space="preserve"> 2</w:t>
+      </w:r>
+      <w:r>
+        <w:t>。它比</w:t>
+      </w:r>
+      <w:r>
+        <w:t xml:space="preserve"> TCP </w:t>
+      </w:r>
+      <w:r>
+        <w:t>简单得多，没有连接也没有重传，发出去就不管了。</w:t>
       </w:r>
     </w:p>
     <w:p>
       <w:pPr>
         <w:ind w:firstLineChars="200" w:firstLine="420"/>
-        <w:rPr>
-          <w:rFonts w:hint="eastAsia"/>
-        </w:rPr>
-      </w:pPr>
-      <w:r>
-        <w:t>ICMP 算是网络层的系统消息，ping 用的就是它：type=8 是回显请求，type=0 是回显应答。</w:t>
+      </w:pPr>
+      <w:r>
+        <w:t xml:space="preserve">ICMP </w:t>
+      </w:r>
+      <w:r>
+        <w:t>算是网络层的系统消息，</w:t>
+      </w:r>
+      <w:r>
+        <w:t xml:space="preserve">ping </w:t>
+      </w:r>
+      <w:r>
+        <w:t>用的就是它：</w:t>
+      </w:r>
+      <w:r>
+        <w:t xml:space="preserve">type=8 </w:t>
+      </w:r>
+      <w:r>
+        <w:t>是回显请求，</w:t>
+      </w:r>
+      <w:r>
+        <w:t xml:space="preserve">type=0 </w:t>
+      </w:r>
+      <w:r>
+        <w:t>是回显应答。</w:t>
       </w:r>
     </w:p>
     <w:p>
@@ -3503,9 +4511,6 @@
         <w:shd w:val="clear" w:color="auto" w:fill="F4F6F8"/>
         <w:spacing w:before="60" w:after="60" w:line="300" w:lineRule="auto"/>
         <w:ind w:left="198"/>
-        <w:rPr>
-          <w:rFonts w:hint="eastAsia"/>
-        </w:rPr>
       </w:pPr>
       <w:r>
         <w:rPr>
@@ -3585,9 +4590,6 @@
     <w:p>
       <w:pPr>
         <w:ind w:firstLineChars="200" w:firstLine="420"/>
-        <w:rPr>
-          <w:rFonts w:hint="eastAsia"/>
-        </w:rPr>
       </w:pPr>
       <w:r>
         <w:t>真实的网络包千奇百怪，还有截断包、畸形包。所以解析每一层之前都要先看剩下的字节够不够读我要的字段，不够就打印一行提示然后返回，绝不能让程序读到缓冲区外面去，那样轻则崩溃重则出安全漏洞。</w:t>
@@ -3598,9 +4600,6 @@
         <w:shd w:val="clear" w:color="auto" w:fill="F4F6F8"/>
         <w:spacing w:before="60" w:after="60" w:line="300" w:lineRule="auto"/>
         <w:ind w:left="198"/>
-        <w:rPr>
-          <w:rFonts w:hint="eastAsia"/>
-        </w:rPr>
       </w:pPr>
       <w:r>
         <w:rPr>
@@ -3651,6 +4650,12 @@
           <w:sz w:val="18"/>
         </w:rPr>
         <w:br/>
+      </w:r>
+      <w:r>
+        <w:rPr>
+          <w:rFonts w:ascii="Consolas" w:hAnsi="Consolas"/>
+          <w:sz w:val="18"/>
+        </w:rPr>
         <w:t xml:space="preserve">    return;</w:t>
       </w:r>
       <w:r>
@@ -3665,12 +4670,15 @@
     <w:p>
       <w:pPr>
         <w:ind w:firstLineChars="200" w:firstLine="420"/>
-        <w:rPr>
-          <w:rFonts w:hint="eastAsia"/>
-        </w:rPr>
-      </w:pPr>
-      <w:r>
-        <w:t>每个解析函数都带着 len 参数，就是这个原因：外部输入不能信，先验了再用。</w:t>
+      </w:pPr>
+      <w:r>
+        <w:t>每个解析函数都带着</w:t>
+      </w:r>
+      <w:r>
+        <w:t xml:space="preserve"> len </w:t>
+      </w:r>
+      <w:r>
+        <w:t>参数，就是这个原因：外部输入不能信，先验了再用。</w:t>
       </w:r>
     </w:p>
     <w:p>
@@ -3690,9 +4698,6 @@
         <w:shd w:val="clear" w:color="auto" w:fill="F4F6F8"/>
         <w:spacing w:before="60" w:after="60" w:line="300" w:lineRule="auto"/>
         <w:ind w:left="198"/>
-        <w:rPr>
-          <w:rFonts w:hint="eastAsia"/>
-        </w:rPr>
       </w:pPr>
       <w:r>
         <w:rPr>
@@ -4127,6 +5132,12 @@
           <w:sz w:val="18"/>
         </w:rPr>
         <w:br/>
+      </w:r>
+      <w:r>
+        <w:rPr>
+          <w:rFonts w:ascii="Consolas" w:hAnsi="Consolas"/>
+          <w:sz w:val="18"/>
+        </w:rPr>
         <w:t xml:space="preserve">#3  </w:t>
       </w:r>
       <w:r>
@@ -4577,6 +5588,12 @@
           <w:sz w:val="18"/>
         </w:rPr>
         <w:br/>
+      </w:r>
+      <w:r>
+        <w:rPr>
+          <w:rFonts w:ascii="Consolas" w:hAnsi="Consolas"/>
+          <w:sz w:val="18"/>
+        </w:rPr>
         <w:t xml:space="preserve">    </w:t>
       </w:r>
       <w:r>
@@ -5031,20 +6048,114 @@
     <w:p>
       <w:pPr>
         <w:ind w:firstLineChars="200" w:firstLine="420"/>
-        <w:rPr>
-          <w:rFonts w:hint="eastAsia"/>
-        </w:rPr>
-      </w:pPr>
-      <w:r>
-        <w:t>对照着看：包 1、2 是 TCP 三次握手的前两步，SYN 然后 SYN+ACK；包 3 是 UDP，来自 DNS 端口 53；包 4 是带数据的 TCP 包，PSH+ACK；包 5、6 是 ping 的请求和应答。跟 make_sample.py 里构造的 6 个包一一对上。</w:t>
-      </w:r>
-    </w:p>
-    <w:p>
-      <w:pPr>
-        <w:rPr>
-          <w:rFonts w:hint="eastAsia"/>
-        </w:rPr>
-      </w:pPr>
+      </w:pPr>
+      <w:r>
+        <w:t>对照着看：包</w:t>
+      </w:r>
+      <w:r>
+        <w:t xml:space="preserve"> 1</w:t>
+      </w:r>
+      <w:r>
+        <w:t>、</w:t>
+      </w:r>
+      <w:r>
+        <w:t xml:space="preserve">2 </w:t>
+      </w:r>
+      <w:r>
+        <w:t>是</w:t>
+      </w:r>
+      <w:r>
+        <w:t xml:space="preserve"> TCP </w:t>
+      </w:r>
+      <w:r>
+        <w:t>三次握手的前两步，</w:t>
+      </w:r>
+      <w:r>
+        <w:t xml:space="preserve">SYN </w:t>
+      </w:r>
+      <w:r>
+        <w:t>然后</w:t>
+      </w:r>
+      <w:r>
+        <w:t xml:space="preserve"> SYN+ACK</w:t>
+      </w:r>
+      <w:r>
+        <w:t>；包</w:t>
+      </w:r>
+      <w:r>
+        <w:t xml:space="preserve"> 3 </w:t>
+      </w:r>
+      <w:r>
+        <w:t>是</w:t>
+      </w:r>
+      <w:r>
+        <w:t xml:space="preserve"> UDP</w:t>
+      </w:r>
+      <w:r>
+        <w:t>，来自</w:t>
+      </w:r>
+      <w:r>
+        <w:t xml:space="preserve"> DNS </w:t>
+      </w:r>
+      <w:r>
+        <w:t>端口</w:t>
+      </w:r>
+      <w:r>
+        <w:t xml:space="preserve"> 53</w:t>
+      </w:r>
+      <w:r>
+        <w:t>；包</w:t>
+      </w:r>
+      <w:r>
+        <w:t xml:space="preserve"> 4 </w:t>
+      </w:r>
+      <w:r>
+        <w:t>是带数据的</w:t>
+      </w:r>
+      <w:r>
+        <w:t xml:space="preserve"> TCP </w:t>
+      </w:r>
+      <w:r>
+        <w:t>包，</w:t>
+      </w:r>
+      <w:r>
+        <w:t>PSH+ACK</w:t>
+      </w:r>
+      <w:r>
+        <w:t>；包</w:t>
+      </w:r>
+      <w:r>
+        <w:t xml:space="preserve"> 5</w:t>
+      </w:r>
+      <w:r>
+        <w:t>、</w:t>
+      </w:r>
+      <w:r>
+        <w:t xml:space="preserve">6 </w:t>
+      </w:r>
+      <w:r>
+        <w:t>是</w:t>
+      </w:r>
+      <w:r>
+        <w:t xml:space="preserve"> ping </w:t>
+      </w:r>
+      <w:r>
+        <w:t>的请求和应答。跟</w:t>
+      </w:r>
+      <w:r>
+        <w:t xml:space="preserve"> make_sample.py </w:t>
+      </w:r>
+      <w:r>
+        <w:t>里构造的</w:t>
+      </w:r>
+      <w:r>
+        <w:t xml:space="preserve"> 6 </w:t>
+      </w:r>
+      <w:r>
+        <w:t>个包一一对上。</w:t>
+      </w:r>
+    </w:p>
+    <w:p>
       <w:r>
         <w:br w:type="page"/>
       </w:r>
@@ -5073,12 +6184,24 @@
     <w:p>
       <w:pPr>
         <w:ind w:firstLineChars="200" w:firstLine="420"/>
-        <w:rPr>
-          <w:rFonts w:hint="eastAsia"/>
-        </w:rPr>
-      </w:pPr>
-      <w:r>
-        <w:t>v0.2 已经会读包了，但读到的信息用完就扔。v0.3 要把这些信息留下来攒成统计：各协议占多少流量，哪个 IP 最活跃，哪个端口出现最多。</w:t>
+      </w:pPr>
+      <w:r>
+        <w:t xml:space="preserve">v0.2 </w:t>
+      </w:r>
+      <w:r>
+        <w:t>已经会读包了，但读到的信息用完就扔。</w:t>
+      </w:r>
+      <w:r>
+        <w:t xml:space="preserve">v0.3 </w:t>
+      </w:r>
+      <w:r>
+        <w:t>要把这些信息留下来攒成统计：各协议占多少流量，哪个</w:t>
+      </w:r>
+      <w:r>
+        <w:t xml:space="preserve"> IP </w:t>
+      </w:r>
+      <w:r>
+        <w:t>最活跃，哪个端口出现最多。</w:t>
       </w:r>
     </w:p>
     <w:p>
@@ -5095,12 +6218,12 @@
     <w:p>
       <w:pPr>
         <w:ind w:firstLineChars="200" w:firstLine="420"/>
-        <w:rPr>
-          <w:rFonts w:hint="eastAsia"/>
-        </w:rPr>
-      </w:pPr>
-      <w:r>
-        <w:t>v0.2 是边解析边打印，解析函数自己负责输出。但统计和后面的过滤也要用这些解析结果，总不能每次都重新解析一遍，于是把流程改成三步流水线：</w:t>
+      </w:pPr>
+      <w:r>
+        <w:t xml:space="preserve">v0.2 </w:t>
+      </w:r>
+      <w:r>
+        <w:t>是边解析边打印，解析函数自己负责输出。但统计和后面的过滤也要用这些解析结果，总不能每次都重新解析一遍，于是把流程改成三步流水线：</w:t>
       </w:r>
     </w:p>
     <w:p>
@@ -5108,9 +6231,6 @@
         <w:shd w:val="clear" w:color="auto" w:fill="F4F6F8"/>
         <w:spacing w:before="60" w:after="60" w:line="300" w:lineRule="auto"/>
         <w:ind w:left="198"/>
-        <w:rPr>
-          <w:rFonts w:hint="eastAsia"/>
-        </w:rPr>
       </w:pPr>
       <w:r>
         <w:rPr>
@@ -5158,12 +6278,15 @@
     <w:p>
       <w:pPr>
         <w:ind w:firstLineChars="200" w:firstLine="420"/>
-        <w:rPr>
-          <w:rFonts w:hint="eastAsia"/>
-        </w:rPr>
-      </w:pPr>
-      <w:r>
-        <w:t>解析结果先装进一个结构体 PacketInfo，相当于这个包的档案袋，谁需要谁来读。功能没变，结构理顺了，代码要长大，这一步躲不掉。</w:t>
+      </w:pPr>
+      <w:r>
+        <w:t>解析结果先装进一个结构体</w:t>
+      </w:r>
+      <w:r>
+        <w:t xml:space="preserve"> PacketInfo</w:t>
+      </w:r>
+      <w:r>
+        <w:t>，相当于这个包的档案袋，谁需要谁来读。功能没变，结构理顺了，代码要长大，这一步躲不掉。</w:t>
       </w:r>
     </w:p>
     <w:p>
@@ -5182,9 +6305,6 @@
         <w:shd w:val="clear" w:color="auto" w:fill="F4F6F8"/>
         <w:spacing w:before="60" w:after="60" w:line="300" w:lineRule="auto"/>
         <w:ind w:left="198"/>
-        <w:rPr>
-          <w:rFonts w:hint="eastAsia"/>
-        </w:rPr>
       </w:pPr>
       <w:r>
         <w:rPr>
@@ -5199,6 +6319,12 @@
           <w:sz w:val="18"/>
         </w:rPr>
         <w:br/>
+      </w:r>
+      <w:r>
+        <w:rPr>
+          <w:rFonts w:ascii="Consolas" w:hAnsi="Consolas"/>
+          <w:sz w:val="18"/>
+        </w:rPr>
         <w:t xml:space="preserve">    unsigned char mac_src[6], mac_dst[6];   /* </w:t>
       </w:r>
       <w:r>
@@ -5333,12 +6459,18 @@
     <w:p>
       <w:pPr>
         <w:ind w:firstLineChars="200" w:firstLine="420"/>
-        <w:rPr>
-          <w:rFonts w:hint="eastAsia"/>
-        </w:rPr>
-      </w:pPr>
-      <w:r>
-        <w:t>has_ipv4、has_ports 是「有没有解析到这一层」的开关，开关没开，后面的字段就没意义。这种开关加数据的写法在解析场景里很常见。</w:t>
+      </w:pPr>
+      <w:r>
+        <w:t>has_ipv4</w:t>
+      </w:r>
+      <w:r>
+        <w:t>、</w:t>
+      </w:r>
+      <w:r>
+        <w:t xml:space="preserve">has_ports </w:t>
+      </w:r>
+      <w:r>
+        <w:t>是「有没有解析到这一层」的开关，开关没开，后面的字段就没意义。这种开关加数据的写法在解析场景里很常见。</w:t>
       </w:r>
     </w:p>
     <w:p>
@@ -5362,16 +6494,13 @@
     <w:p>
       <w:pPr>
         <w:jc w:val="center"/>
-        <w:rPr>
-          <w:rFonts w:hint="eastAsia"/>
-        </w:rPr>
       </w:pPr>
       <w:r>
         <w:rPr>
           <w:noProof/>
         </w:rPr>
         <w:drawing>
-          <wp:inline distT="0" distB="0" distL="0" distR="0" wp14:anchorId="5A35C49E" wp14:editId="5BC4D636">
+          <wp:inline distT="0" distB="0" distL="0" distR="0" wp14:anchorId="2D263C6D" wp14:editId="2EE8FB83">
             <wp:extent cx="5220000" cy="2191660"/>
             <wp:effectExtent l="0" t="0" r="0" b="0"/>
             <wp:docPr id="1" name="Picture 1"/>
@@ -5410,9 +6539,6 @@
     <w:p>
       <w:pPr>
         <w:jc w:val="center"/>
-        <w:rPr>
-          <w:rFonts w:hint="eastAsia"/>
-        </w:rPr>
       </w:pPr>
       <w:r>
         <w:rPr>
@@ -5420,18 +6546,55 @@
           <w:color w:val="6B6B6B"/>
           <w:sz w:val="19"/>
         </w:rPr>
-        <w:t>图 9-1：选择排序的过程，每轮挑出最大的放到前面</w:t>
+        <w:t>图</w:t>
+      </w:r>
+      <w:r>
+        <w:rPr>
+          <w:i/>
+          <w:color w:val="6B6B6B"/>
+          <w:sz w:val="19"/>
+        </w:rPr>
+        <w:t xml:space="preserve"> 9-1</w:t>
+      </w:r>
+      <w:r>
+        <w:rPr>
+          <w:i/>
+          <w:color w:val="6B6B6B"/>
+          <w:sz w:val="19"/>
+        </w:rPr>
+        <w:t>：选择排序的过程，每轮挑出最大的放到前面</w:t>
       </w:r>
     </w:p>
     <w:p>
       <w:pPr>
         <w:ind w:firstLineChars="200" w:firstLine="420"/>
-        <w:rPr>
-          <w:rFonts w:hint="eastAsia"/>
-        </w:rPr>
-      </w:pPr>
-      <w:r>
-        <w:t>数「每个 IP 出现几次」需要一张能按 key 累计的小表。最朴素的做法是小数组加线性查找：来一个 key 就从头找一遍，有就次数 +1，没有就新增一行。数据量小的时候又快又简单。</w:t>
+      </w:pPr>
+      <w:r>
+        <w:t>数「每个</w:t>
+      </w:r>
+      <w:r>
+        <w:t xml:space="preserve"> IP </w:t>
+      </w:r>
+      <w:r>
+        <w:t>出现几次」需要一张能按</w:t>
+      </w:r>
+      <w:r>
+        <w:t xml:space="preserve"> key </w:t>
+      </w:r>
+      <w:r>
+        <w:t>累计的小表。最朴素的做法是小数组加线性查找：来一个</w:t>
+      </w:r>
+      <w:r>
+        <w:t xml:space="preserve"> key </w:t>
+      </w:r>
+      <w:r>
+        <w:t>就从头找一遍，有就次数</w:t>
+      </w:r>
+      <w:r>
+        <w:t xml:space="preserve"> +1</w:t>
+      </w:r>
+      <w:r>
+        <w:t>，没有就新增一行。数据量小的时候又快又简单。</w:t>
       </w:r>
     </w:p>
     <w:p>
@@ -5439,9 +6602,6 @@
         <w:shd w:val="clear" w:color="auto" w:fill="F4F6F8"/>
         <w:spacing w:before="60" w:after="60" w:line="300" w:lineRule="auto"/>
         <w:ind w:left="198"/>
-        <w:rPr>
-          <w:rFonts w:hint="eastAsia"/>
-        </w:rPr>
       </w:pPr>
       <w:r>
         <w:rPr>
@@ -5520,12 +6680,15 @@
     <w:p>
       <w:pPr>
         <w:ind w:firstLineChars="200" w:firstLine="420"/>
-        <w:rPr>
-          <w:rFonts w:hint="eastAsia"/>
-        </w:rPr>
-      </w:pPr>
-      <w:r>
-        <w:t>排 Top 榜用的是选择排序：每一轮从未排序的部分里挑出最大的放前面。写起来直观，数据少完全够用；数据多了得换成快排和哈希表，那是以后的优化话题。</w:t>
+      </w:pPr>
+      <w:r>
+        <w:t>排</w:t>
+      </w:r>
+      <w:r>
+        <w:t xml:space="preserve"> Top </w:t>
+      </w:r>
+      <w:r>
+        <w:t>榜用的是选择排序：每一轮从未排序的部分里挑出最大的放前面。写起来直观，数据少完全够用；数据多了得换成快排和哈希表，那是以后的优化话题。</w:t>
       </w:r>
     </w:p>
     <w:p>
@@ -5544,9 +6707,6 @@
         <w:shd w:val="clear" w:color="auto" w:fill="F4F6F8"/>
         <w:spacing w:before="60" w:after="60" w:line="300" w:lineRule="auto"/>
         <w:ind w:left="198"/>
-        <w:rPr>
-          <w:rFonts w:hint="eastAsia"/>
-        </w:rPr>
       </w:pPr>
       <w:r>
         <w:rPr>
@@ -5595,12 +6755,42 @@
     <w:p>
       <w:pPr>
         <w:ind w:firstLineChars="200" w:firstLine="420"/>
-        <w:rPr>
-          <w:rFonts w:hint="eastAsia"/>
-        </w:rPr>
-      </w:pPr>
-      <w:r>
-        <w:t>C 的整数除法会直接把小数砍掉：100 * 209 / 436 算出来是 47 而不是 47.9。把 100 写成 100.0，整个表达式就变成小数运算了。这个坑几乎人人都踩过一次。</w:t>
+      </w:pPr>
+      <w:r>
+        <w:t xml:space="preserve">C </w:t>
+      </w:r>
+      <w:r>
+        <w:t>的整数除法会直接把小数砍掉：</w:t>
+      </w:r>
+      <w:r>
+        <w:t xml:space="preserve">100 * 209 / 436 </w:t>
+      </w:r>
+      <w:r>
+        <w:t>算出来是</w:t>
+      </w:r>
+      <w:r>
+        <w:t xml:space="preserve"> 47 </w:t>
+      </w:r>
+      <w:r>
+        <w:t>而不是</w:t>
+      </w:r>
+      <w:r>
+        <w:t xml:space="preserve"> 47.9</w:t>
+      </w:r>
+      <w:r>
+        <w:t>。把</w:t>
+      </w:r>
+      <w:r>
+        <w:t xml:space="preserve"> 100 </w:t>
+      </w:r>
+      <w:r>
+        <w:t>写成</w:t>
+      </w:r>
+      <w:r>
+        <w:t xml:space="preserve"> 100.0</w:t>
+      </w:r>
+      <w:r>
+        <w:t>，整个表达式就变成小数运算了。这个坑几乎人人都踩过一次。</w:t>
       </w:r>
     </w:p>
     <w:p>
@@ -5619,9 +6809,6 @@
         <w:shd w:val="clear" w:color="auto" w:fill="F4F6F8"/>
         <w:spacing w:before="60" w:after="60" w:line="300" w:lineRule="auto"/>
         <w:ind w:left="198"/>
-        <w:rPr>
-          <w:rFonts w:hint="eastAsia"/>
-        </w:rPr>
       </w:pPr>
       <w:r>
         <w:rPr>
@@ -5947,12 +7134,33 @@
     <w:p>
       <w:pPr>
         <w:ind w:firstLineChars="200" w:firstLine="420"/>
-        <w:rPr>
-          <w:rFonts w:hint="eastAsia"/>
-        </w:rPr>
-      </w:pPr>
-      <w:r>
-        <w:t>对着样例数据看结论：本机 192.168.1.109 最活跃；80 是 Web 端口，54321 是本机临时端口，这两个出现最多，一眼就能说出这段流量在干什么。</w:t>
+      </w:pPr>
+      <w:r>
+        <w:t>对着样例数据看结论：本机</w:t>
+      </w:r>
+      <w:r>
+        <w:t xml:space="preserve"> 192.168.1.109 </w:t>
+      </w:r>
+      <w:r>
+        <w:t>最活跃；</w:t>
+      </w:r>
+      <w:r>
+        <w:t xml:space="preserve">80 </w:t>
+      </w:r>
+      <w:r>
+        <w:t>是</w:t>
+      </w:r>
+      <w:r>
+        <w:t xml:space="preserve"> Web </w:t>
+      </w:r>
+      <w:r>
+        <w:t>端口，</w:t>
+      </w:r>
+      <w:r>
+        <w:t xml:space="preserve">54321 </w:t>
+      </w:r>
+      <w:r>
+        <w:t>是本机临时端口，这两个出现最多，一眼就能说出这段流量在干什么。</w:t>
       </w:r>
     </w:p>
     <w:p>
@@ -5969,20 +7177,24 @@
     <w:p>
       <w:pPr>
         <w:ind w:firstLineChars="200" w:firstLine="420"/>
-        <w:rPr>
-          <w:rFonts w:hint="eastAsia"/>
-        </w:rPr>
-      </w:pPr>
-      <w:r>
-        <w:t>重构后编译器提示 info.proto / info.ttl 可能未初始化，它没法跨函数证明解析一定赋过值。修法是声明时先清零：PacketInfo info = {0};。结构体用之前先给个确定的初始状态，省得后面出怪问题。</w:t>
-      </w:r>
-    </w:p>
-    <w:p>
-      <w:pPr>
-        <w:rPr>
-          <w:rFonts w:hint="eastAsia"/>
-        </w:rPr>
-      </w:pPr>
+      </w:pPr>
+      <w:r>
+        <w:t>重构后编译器提示</w:t>
+      </w:r>
+      <w:r>
+        <w:t xml:space="preserve"> info.proto / info.ttl </w:t>
+      </w:r>
+      <w:r>
+        <w:t>可能未初始化，它没法跨函数证明解析一定赋过值。修法是声明时先清零：</w:t>
+      </w:r>
+      <w:r>
+        <w:t>PacketInfo info = {0};</w:t>
+      </w:r>
+      <w:r>
+        <w:t>。结构体用之前先给个确定的初始状态，省得后面出怪问题。</w:t>
+      </w:r>
+    </w:p>
+    <w:p>
       <w:r>
         <w:br w:type="page"/>
       </w:r>
@@ -6005,12 +7217,15 @@
     <w:p>
       <w:pPr>
         <w:ind w:firstLineChars="200" w:firstLine="420"/>
-        <w:rPr>
-          <w:rFonts w:hint="eastAsia"/>
-        </w:rPr>
-      </w:pPr>
-      <w:r>
-        <w:t>真排查问题的时候，几百个包里你在意的就那么几个。加个过滤表达式，用法向 tcpdump 看齐：</w:t>
+      </w:pPr>
+      <w:r>
+        <w:t>真排查问题的时候，几百个包里你在意的就那么几个。加个过滤表达式，用法向</w:t>
+      </w:r>
+      <w:r>
+        <w:t xml:space="preserve"> tcpdump </w:t>
+      </w:r>
+      <w:r>
+        <w:t>看齐：</w:t>
       </w:r>
     </w:p>
     <w:p>
@@ -6018,9 +7233,6 @@
         <w:shd w:val="clear" w:color="auto" w:fill="F4F6F8"/>
         <w:spacing w:before="60" w:after="60" w:line="300" w:lineRule="auto"/>
         <w:ind w:left="198"/>
-        <w:rPr>
-          <w:rFonts w:hint="eastAsia"/>
-        </w:rPr>
       </w:pPr>
       <w:r>
         <w:rPr>
@@ -6130,16 +7342,13 @@
     <w:p>
       <w:pPr>
         <w:jc w:val="center"/>
-        <w:rPr>
-          <w:rFonts w:hint="eastAsia"/>
-        </w:rPr>
       </w:pPr>
       <w:r>
         <w:rPr>
           <w:noProof/>
         </w:rPr>
         <w:drawing>
-          <wp:inline distT="0" distB="0" distL="0" distR="0" wp14:anchorId="295AB647" wp14:editId="180F8169">
+          <wp:inline distT="0" distB="0" distL="0" distR="0" wp14:anchorId="3B05A93B" wp14:editId="633A11B3">
             <wp:extent cx="5220000" cy="2610000"/>
             <wp:effectExtent l="0" t="0" r="0" b="0"/>
             <wp:docPr id="2" name="Picture 2"/>
@@ -6178,9 +7387,6 @@
     <w:p>
       <w:pPr>
         <w:jc w:val="center"/>
-        <w:rPr>
-          <w:rFonts w:hint="eastAsia"/>
-        </w:rPr>
       </w:pPr>
       <w:r>
         <w:rPr>
@@ -6188,7 +7394,23 @@
           <w:color w:val="6B6B6B"/>
           <w:sz w:val="19"/>
         </w:rPr>
-        <w:t>图 10-1：过滤器像三道闸门，任何一道说不，包就被跳过</w:t>
+        <w:t>图</w:t>
+      </w:r>
+      <w:r>
+        <w:rPr>
+          <w:i/>
+          <w:color w:val="6B6B6B"/>
+          <w:sz w:val="19"/>
+        </w:rPr>
+        <w:t xml:space="preserve"> 10-1</w:t>
+      </w:r>
+      <w:r>
+        <w:rPr>
+          <w:i/>
+          <w:color w:val="6B6B6B"/>
+          <w:sz w:val="19"/>
+        </w:rPr>
+        <w:t>：过滤器像三道闸门，任何一道说不，包就被跳过</w:t>
       </w:r>
     </w:p>
     <w:p>
@@ -6196,9 +7418,6 @@
         <w:shd w:val="clear" w:color="auto" w:fill="F4F6F8"/>
         <w:spacing w:before="60" w:after="60" w:line="300" w:lineRule="auto"/>
         <w:ind w:left="198"/>
-        <w:rPr>
-          <w:rFonts w:hint="eastAsia"/>
-        </w:rPr>
       </w:pPr>
       <w:r>
         <w:rPr>
@@ -6235,6 +7454,12 @@
           <w:sz w:val="18"/>
         </w:rPr>
         <w:br/>
+      </w:r>
+      <w:r>
+        <w:rPr>
+          <w:rFonts w:ascii="Consolas" w:hAnsi="Consolas"/>
+          <w:sz w:val="18"/>
+        </w:rPr>
         <w:t xml:space="preserve">    int port;           /* 0 = </w:t>
       </w:r>
       <w:r>
@@ -6293,12 +7518,21 @@
     <w:p>
       <w:pPr>
         <w:ind w:firstLineChars="200" w:firstLine="420"/>
-        <w:rPr>
-          <w:rFonts w:hint="eastAsia"/>
-        </w:rPr>
-      </w:pPr>
-      <w:r>
-        <w:t>规则很简单：不写就是不限，写了就必须满足。匹配函数 filter_match 逐条检查，协议不对否掉，端口不含否掉，IP 对不上也否掉，全过才显示。</w:t>
+      </w:pPr>
+      <w:r>
+        <w:t>规则很简单：不写就是不限，写了就必须满足。匹配函数</w:t>
+      </w:r>
+      <w:r>
+        <w:t xml:space="preserve"> filter_match </w:t>
+      </w:r>
+      <w:r>
+        <w:t>逐条检查，协议不对否掉，端口不含否掉，</w:t>
+      </w:r>
+      <w:r>
+        <w:t xml:space="preserve">IP </w:t>
+      </w:r>
+      <w:r>
+        <w:t>对不上也否掉，全过才显示。</w:t>
       </w:r>
     </w:p>
     <w:p>
@@ -6321,24 +7555,48 @@
     <w:p>
       <w:pPr>
         <w:pStyle w:val="a0"/>
-        <w:rPr>
-          <w:rFonts w:hint="eastAsia"/>
-        </w:rPr>
-      </w:pPr>
-      <w:r>
-        <w:t>sscanf(s, "%u.%u.%u.%u", &amp;a, &amp;b, &amp;c, &amp;d)：从字符串里按格式抠出 IP 四段数字，比手写分割省事得多</w:t>
+      </w:pPr>
+      <w:r>
+        <w:t>sscanf(s, "%u.%u.%u.%u", &amp;a, &amp;b, &amp;c, &amp;d)</w:t>
+      </w:r>
+      <w:r>
+        <w:t>：从字符串里按格式抠出</w:t>
+      </w:r>
+      <w:r>
+        <w:t xml:space="preserve"> IP </w:t>
+      </w:r>
+      <w:r>
+        <w:t>四段数字，比手写分割省事得多</w:t>
       </w:r>
     </w:p>
     <w:p>
       <w:pPr>
         <w:pStyle w:val="a0"/>
-        <w:rPr>
-          <w:rFonts w:hint="eastAsia"/>
-        </w:rPr>
       </w:pPr>
       <w:r>
         <w:lastRenderedPageBreak/>
-        <w:t>atoi("tcp") 返回 0：拿「不是数字就返回 0」这个特性判断参数是不是数字，live 模式数抓包个数用的就是它</w:t>
+        <w:t xml:space="preserve">atoi("tcp") </w:t>
+      </w:r>
+      <w:r>
+        <w:t>返回</w:t>
+      </w:r>
+      <w:r>
+        <w:t xml:space="preserve"> 0</w:t>
+      </w:r>
+      <w:r>
+        <w:t>：拿「不是数字就返回</w:t>
+      </w:r>
+      <w:r>
+        <w:t xml:space="preserve"> 0</w:t>
+      </w:r>
+      <w:r>
+        <w:t>」这个特性判断参数是不是数字，</w:t>
+      </w:r>
+      <w:r>
+        <w:t xml:space="preserve">live </w:t>
+      </w:r>
+      <w:r>
+        <w:t>模式数抓包个数用的就是它</w:t>
       </w:r>
     </w:p>
     <w:p>
@@ -6355,12 +7613,21 @@
     <w:p>
       <w:pPr>
         <w:ind w:firstLineChars="200" w:firstLine="420"/>
-        <w:rPr>
-          <w:rFonts w:hint="eastAsia"/>
-        </w:rPr>
-      </w:pPr>
-      <w:r>
-        <w:t>这里有个设计决定：被过滤掉的包不参与统计，统计口径自动变成显示出来的那些包，所以百分比的分母用的是 shown_bytes。另外编号会跳号，出现 #1 #2 #4 这种，这是故意留的，一眼能看出中间有包被过滤了。</w:t>
+      </w:pPr>
+      <w:r>
+        <w:t>这里有个设计决定：被过滤掉的包不参与统计，统计口径自动变成显示出来的那些包，所以百分比的分母用的是</w:t>
+      </w:r>
+      <w:r>
+        <w:t xml:space="preserve"> shown_bytes</w:t>
+      </w:r>
+      <w:r>
+        <w:t>。另外编号会跳号，出现</w:t>
+      </w:r>
+      <w:r>
+        <w:t xml:space="preserve"> #1 #2 #4 </w:t>
+      </w:r>
+      <w:r>
+        <w:t>这种，这是故意留的，一眼能看出中间有包被过滤了。</w:t>
       </w:r>
     </w:p>
     <w:p>
@@ -6368,9 +7635,6 @@
         <w:shd w:val="clear" w:color="auto" w:fill="F4F6F8"/>
         <w:spacing w:before="60" w:after="60" w:line="300" w:lineRule="auto"/>
         <w:ind w:left="198"/>
-        <w:rPr>
-          <w:rFonts w:hint="eastAsia"/>
-        </w:rPr>
       </w:pPr>
       <w:r>
         <w:rPr>
@@ -6385,6 +7649,12 @@
           <w:sz w:val="18"/>
         </w:rPr>
         <w:br/>
+      </w:r>
+      <w:r>
+        <w:rPr>
+          <w:rFonts w:ascii="Consolas" w:hAnsi="Consolas"/>
+          <w:sz w:val="18"/>
+        </w:rPr>
         <w:t xml:space="preserve">#1  </w:t>
       </w:r>
       <w:r>
@@ -6616,11 +7886,6 @@
       </w:r>
     </w:p>
     <w:p>
-      <w:pPr>
-        <w:rPr>
-          <w:rFonts w:hint="eastAsia"/>
-        </w:rPr>
-      </w:pPr>
       <w:r>
         <w:br w:type="page"/>
       </w:r>
@@ -6649,9 +7914,6 @@
     <w:p>
       <w:pPr>
         <w:ind w:firstLineChars="200" w:firstLine="420"/>
-        <w:rPr>
-          <w:rFonts w:hint="eastAsia"/>
-        </w:rPr>
       </w:pPr>
       <w:r>
         <w:t>前面读的都是文件，现在换成活的网卡。一条命令，两种模式：</w:t>
@@ -6662,9 +7924,6 @@
         <w:shd w:val="clear" w:color="auto" w:fill="F4F6F8"/>
         <w:spacing w:before="60" w:after="60" w:line="300" w:lineRule="auto"/>
         <w:ind w:left="198"/>
-        <w:rPr>
-          <w:rFonts w:hint="eastAsia"/>
-        </w:rPr>
       </w:pPr>
       <w:r>
         <w:rPr>
@@ -6798,9 +8057,6 @@
         <w:shd w:val="clear" w:color="auto" w:fill="F4F6F8"/>
         <w:spacing w:before="60" w:after="60" w:line="300" w:lineRule="auto"/>
         <w:ind w:left="198"/>
-        <w:rPr>
-          <w:rFonts w:hint="eastAsia"/>
-        </w:rPr>
       </w:pPr>
       <w:r>
         <w:rPr>
@@ -6813,45 +8069,63 @@
     <w:p>
       <w:pPr>
         <w:pStyle w:val="a0"/>
-        <w:rPr>
-          <w:rFonts w:hint="eastAsia"/>
-        </w:rPr>
-      </w:pPr>
-      <w:r>
-        <w:t>dev：网卡名，any 表示全部网卡</w:t>
+      </w:pPr>
+      <w:r>
+        <w:t>dev</w:t>
+      </w:r>
+      <w:r>
+        <w:t>：网卡名，</w:t>
+      </w:r>
+      <w:r>
+        <w:t xml:space="preserve">any </w:t>
+      </w:r>
+      <w:r>
+        <w:t>表示全部网卡</w:t>
       </w:r>
     </w:p>
     <w:p>
       <w:pPr>
         <w:pStyle w:val="a0"/>
-        <w:rPr>
-          <w:rFonts w:hint="eastAsia"/>
-        </w:rPr>
-      </w:pPr>
-      <w:r>
-        <w:t>65535：每个包最多抓多少字节，这个叫 snaplen，够装下整个包</w:t>
+      </w:pPr>
+      <w:r>
+        <w:t>65535</w:t>
+      </w:r>
+      <w:r>
+        <w:t>：每个包最多抓多少字节，这个叫</w:t>
+      </w:r>
+      <w:r>
+        <w:t xml:space="preserve"> snaplen</w:t>
+      </w:r>
+      <w:r>
+        <w:t>，够装下整个包</w:t>
       </w:r>
     </w:p>
     <w:p>
       <w:pPr>
         <w:pStyle w:val="a0"/>
-        <w:rPr>
-          <w:rFonts w:hint="eastAsia"/>
-        </w:rPr>
-      </w:pPr>
-      <w:r>
-        <w:t>1：混杂模式，连不是发给本机的包也一起抓</w:t>
+      </w:pPr>
+      <w:r>
+        <w:t>1</w:t>
+      </w:r>
+      <w:r>
+        <w:t>：混杂模式，连不是发给本机的包也一起抓</w:t>
       </w:r>
     </w:p>
     <w:p>
       <w:pPr>
         <w:pStyle w:val="a0"/>
-        <w:rPr>
-          <w:rFonts w:hint="eastAsia"/>
-        </w:rPr>
-      </w:pPr>
-      <w:r>
-        <w:t>1000：超时毫秒数，没包的时候最多等 1 秒就返回，让程序喘口气</w:t>
+      </w:pPr>
+      <w:r>
+        <w:t>1000</w:t>
+      </w:r>
+      <w:r>
+        <w:t>：超时毫秒数，没包的时候最多等</w:t>
+      </w:r>
+      <w:r>
+        <w:t xml:space="preserve"> 1 </w:t>
+      </w:r>
+      <w:r>
+        <w:t>秒就返回，让程序喘口气</w:t>
       </w:r>
     </w:p>
     <w:p>
@@ -6868,12 +8142,42 @@
     <w:p>
       <w:pPr>
         <w:ind w:firstLineChars="200" w:firstLine="420"/>
-        <w:rPr>
-          <w:rFonts w:hint="eastAsia"/>
-        </w:rPr>
-      </w:pPr>
-      <w:r>
-        <w:t>pcap_next_ex 在实时模式下会返回 0，表示这段时间没等到包。所以循环多了个分支：返回 0 就 continue 接着等；返回 1 走正常处理；只有返回 -1 才退出。</w:t>
+      </w:pPr>
+      <w:r>
+        <w:t xml:space="preserve">pcap_next_ex </w:t>
+      </w:r>
+      <w:r>
+        <w:t>在实时模式下会返回</w:t>
+      </w:r>
+      <w:r>
+        <w:t xml:space="preserve"> 0</w:t>
+      </w:r>
+      <w:r>
+        <w:t>，表示这段时间没等到包。所以循环多了个分支：返回</w:t>
+      </w:r>
+      <w:r>
+        <w:t xml:space="preserve"> 0 </w:t>
+      </w:r>
+      <w:r>
+        <w:t>就</w:t>
+      </w:r>
+      <w:r>
+        <w:t xml:space="preserve"> continue </w:t>
+      </w:r>
+      <w:r>
+        <w:t>接着等；返回</w:t>
+      </w:r>
+      <w:r>
+        <w:t xml:space="preserve"> 1 </w:t>
+      </w:r>
+      <w:r>
+        <w:t>走正常处理；只有返回</w:t>
+      </w:r>
+      <w:r>
+        <w:t xml:space="preserve"> -1 </w:t>
+      </w:r>
+      <w:r>
+        <w:t>才退出。</w:t>
       </w:r>
     </w:p>
     <w:p>
@@ -6893,12 +8197,21 @@
     <w:p>
       <w:pPr>
         <w:ind w:firstLineChars="200" w:firstLine="420"/>
-        <w:rPr>
-          <w:rFonts w:hint="eastAsia"/>
-        </w:rPr>
-      </w:pPr>
-      <w:r>
-        <w:t>两种模式里处理一个包的流程一模一样：编号、解析、过滤、打印、统计。于是把它抽成函数 handle_packet，两边都调它。加 live 模式几乎没动原来的逻辑。</w:t>
+      </w:pPr>
+      <w:r>
+        <w:t>两种模式里处理一个包的流程一模一样：编号、解析、过滤、打印、统计。于是把它抽成函数</w:t>
+      </w:r>
+      <w:r>
+        <w:t xml:space="preserve"> handle_packet</w:t>
+      </w:r>
+      <w:r>
+        <w:t>，两边都调它。加</w:t>
+      </w:r>
+      <w:r>
+        <w:t xml:space="preserve"> live </w:t>
+      </w:r>
+      <w:r>
+        <w:t>模式几乎没动原来的逻辑。</w:t>
       </w:r>
     </w:p>
     <w:p>
@@ -6923,9 +8236,6 @@
         <w:shd w:val="clear" w:color="auto" w:fill="F4F6F8"/>
         <w:spacing w:before="60" w:after="60" w:line="300" w:lineRule="auto"/>
         <w:ind w:left="198"/>
-        <w:rPr>
-          <w:rFonts w:hint="eastAsia"/>
-        </w:rPr>
       </w:pPr>
       <w:r>
         <w:rPr>
@@ -7146,6 +8456,12 @@
           <w:sz w:val="18"/>
         </w:rPr>
         <w:br/>
+      </w:r>
+      <w:r>
+        <w:rPr>
+          <w:rFonts w:ascii="Consolas" w:hAnsi="Consolas"/>
+          <w:sz w:val="18"/>
+        </w:rPr>
         <w:t xml:space="preserve">    UDP     </w:t>
       </w:r>
       <w:r>
@@ -7259,21 +8575,43 @@
     <w:p>
       <w:pPr>
         <w:ind w:firstLineChars="200" w:firstLine="420"/>
-        <w:rPr>
-          <w:rFonts w:hint="eastAsia"/>
-        </w:rPr>
       </w:pPr>
       <w:r>
         <w:lastRenderedPageBreak/>
-        <w:t>这 6 个包是 WSL 系统自己的 DNS 查询，不是样例数据，是现场抓到的真实流量。实时抓包得用 root 或者 sudo，开混杂模式需要高权限。</w:t>
-      </w:r>
-    </w:p>
-    <w:p>
-      <w:pPr>
-        <w:rPr>
-          <w:rFonts w:hint="eastAsia"/>
-        </w:rPr>
-      </w:pPr>
+        <w:t>这</w:t>
+      </w:r>
+      <w:r>
+        <w:t xml:space="preserve"> 6 </w:t>
+      </w:r>
+      <w:r>
+        <w:t>个包是</w:t>
+      </w:r>
+      <w:r>
+        <w:t xml:space="preserve"> WSL </w:t>
+      </w:r>
+      <w:r>
+        <w:t>系统自己的</w:t>
+      </w:r>
+      <w:r>
+        <w:t xml:space="preserve"> DNS </w:t>
+      </w:r>
+      <w:r>
+        <w:t>查询，不是样例数据，是现场抓到的真实流量。实时抓包得用</w:t>
+      </w:r>
+      <w:r>
+        <w:t xml:space="preserve"> root </w:t>
+      </w:r>
+      <w:r>
+        <w:t>或者</w:t>
+      </w:r>
+      <w:r>
+        <w:t xml:space="preserve"> sudo</w:t>
+      </w:r>
+      <w:r>
+        <w:t>，开混杂模式需要高权限。</w:t>
+      </w:r>
+    </w:p>
+    <w:p>
       <w:r>
         <w:br w:type="page"/>
       </w:r>
@@ -7302,9 +8640,6 @@
     <w:p>
       <w:pPr>
         <w:ind w:firstLineChars="200" w:firstLine="420"/>
-        <w:rPr>
-          <w:rFonts w:hint="eastAsia"/>
-        </w:rPr>
       </w:pPr>
       <w:r>
         <w:t>最后一块拼图：把结果写进文件，方便存档和发给别人。</w:t>
@@ -7315,9 +8650,6 @@
         <w:shd w:val="clear" w:color="auto" w:fill="F4F6F8"/>
         <w:spacing w:before="60" w:after="60" w:line="300" w:lineRule="auto"/>
         <w:ind w:left="198"/>
-        <w:rPr>
-          <w:rFonts w:hint="eastAsia"/>
-        </w:rPr>
       </w:pPr>
       <w:r>
         <w:rPr>
@@ -7344,23 +8676,65 @@
     <w:p>
       <w:pPr>
         <w:ind w:firstLineChars="200" w:firstLine="420"/>
-        <w:rPr>
-          <w:rFonts w:hint="eastAsia"/>
-        </w:rPr>
-      </w:pPr>
-      <w:r>
-        <w:t>核心就三步：fopen(path, "w") 打开文件，fprintf(f, ...) 往里写，用法跟 printf 一样，只是往哪写从屏幕换成了文件，最后 fclose(f) 关闭。打开的东西一定要关，跟 pcap_close 一个道理。</w:t>
+      </w:pPr>
+      <w:r>
+        <w:t>核心就三步：</w:t>
+      </w:r>
+      <w:r>
+        <w:t xml:space="preserve">fopen(path, "w") </w:t>
+      </w:r>
+      <w:r>
+        <w:t>打开文件，</w:t>
+      </w:r>
+      <w:r>
+        <w:t xml:space="preserve">fprintf(f, ...) </w:t>
+      </w:r>
+      <w:r>
+        <w:t>往里写，用法跟</w:t>
+      </w:r>
+      <w:r>
+        <w:t xml:space="preserve"> printf </w:t>
+      </w:r>
+      <w:r>
+        <w:t>一样，只是往哪写从屏幕换成了文件，最后</w:t>
+      </w:r>
+      <w:r>
+        <w:t xml:space="preserve"> fclose(f) </w:t>
+      </w:r>
+      <w:r>
+        <w:t>关闭。打开的东西一定要关，跟</w:t>
+      </w:r>
+      <w:r>
+        <w:t xml:space="preserve"> pcap_close </w:t>
+      </w:r>
+      <w:r>
+        <w:t>一个道理。</w:t>
       </w:r>
     </w:p>
     <w:p>
       <w:pPr>
         <w:ind w:firstLineChars="200" w:firstLine="420"/>
-        <w:rPr>
-          <w:rFonts w:hint="eastAsia"/>
-        </w:rPr>
-      </w:pPr>
-      <w:r>
-        <w:t>还有个挺妙的小改动：统计输出从 print_stats 改成了 emit_stats(FILE *out, ...)。同一份逻辑，传 stdout 就打到屏幕上，传文件指针就写进文件，改一个参数两处通用。</w:t>
+      </w:pPr>
+      <w:r>
+        <w:t>还有个挺妙的小改动：统计输出从</w:t>
+      </w:r>
+      <w:r>
+        <w:t xml:space="preserve"> print_stats </w:t>
+      </w:r>
+      <w:r>
+        <w:t>改成了</w:t>
+      </w:r>
+      <w:r>
+        <w:t xml:space="preserve"> emit_stats(FILE *out, ...)</w:t>
+      </w:r>
+      <w:r>
+        <w:t>。同一份逻辑，传</w:t>
+      </w:r>
+      <w:r>
+        <w:t xml:space="preserve"> stdout </w:t>
+      </w:r>
+      <w:r>
+        <w:t>就打到屏幕上，传文件指针就写进文件，改一个参数两处通用。</w:t>
       </w:r>
     </w:p>
     <w:p>
@@ -7368,9 +8742,6 @@
         <w:shd w:val="clear" w:color="auto" w:fill="F4F6F8"/>
         <w:spacing w:before="60" w:after="60" w:line="300" w:lineRule="auto"/>
         <w:ind w:left="198"/>
-        <w:rPr>
-          <w:rFonts w:hint="eastAsia"/>
-        </w:rPr>
       </w:pPr>
       <w:r>
         <w:rPr>
@@ -7525,11 +8896,6 @@
       </w:r>
     </w:p>
     <w:p>
-      <w:pPr>
-        <w:rPr>
-          <w:rFonts w:hint="eastAsia"/>
-        </w:rPr>
-      </w:pPr>
       <w:r>
         <w:br w:type="page"/>
       </w:r>
@@ -7546,12 +8912,45 @@
     <w:p>
       <w:pPr>
         <w:ind w:firstLineChars="200" w:firstLine="420"/>
-        <w:rPr>
-          <w:rFonts w:hint="eastAsia"/>
-        </w:rPr>
-      </w:pPr>
-      <w:r>
-        <w:t>到这里 packetlens 的功能就闭环了：读包 → 解析 → 过滤 → 统计 → 实时抓包 → 导出报告，拼成一套完整的小型网络分析工具。</w:t>
+      </w:pPr>
+      <w:r>
+        <w:t>到这里</w:t>
+      </w:r>
+      <w:r>
+        <w:t xml:space="preserve"> packetlens </w:t>
+      </w:r>
+      <w:r>
+        <w:t>的功能就闭环了：读包</w:t>
+      </w:r>
+      <w:r>
+        <w:t xml:space="preserve"> → </w:t>
+      </w:r>
+      <w:r>
+        <w:t>解析</w:t>
+      </w:r>
+      <w:r>
+        <w:t xml:space="preserve"> → </w:t>
+      </w:r>
+      <w:r>
+        <w:t>过滤</w:t>
+      </w:r>
+      <w:r>
+        <w:t xml:space="preserve"> → </w:t>
+      </w:r>
+      <w:r>
+        <w:t>统计</w:t>
+      </w:r>
+      <w:r>
+        <w:t xml:space="preserve"> → </w:t>
+      </w:r>
+      <w:r>
+        <w:t>实时抓包</w:t>
+      </w:r>
+      <w:r>
+        <w:t xml:space="preserve"> → </w:t>
+      </w:r>
+      <w:r>
+        <w:t>导出报告，拼成一套完整的小型网络分析工具。</w:t>
       </w:r>
     </w:p>
     <w:p>
@@ -7565,56 +8964,101 @@
     <w:p>
       <w:pPr>
         <w:pStyle w:val="a0"/>
-        <w:rPr>
-          <w:rFonts w:hint="eastAsia"/>
-        </w:rPr>
-      </w:pPr>
-      <w:r>
-        <w:t>两种输入：读 .pcap 文件 / 实时抓网卡</w:t>
+      </w:pPr>
+      <w:r>
+        <w:t>两种输入：读</w:t>
+      </w:r>
+      <w:r>
+        <w:t xml:space="preserve"> .pcap </w:t>
+      </w:r>
+      <w:r>
+        <w:t>文件</w:t>
+      </w:r>
+      <w:r>
+        <w:t xml:space="preserve"> / </w:t>
+      </w:r>
+      <w:r>
+        <w:t>实时抓网卡</w:t>
       </w:r>
     </w:p>
     <w:p>
       <w:pPr>
         <w:pStyle w:val="a0"/>
-        <w:rPr>
-          <w:rFonts w:hint="eastAsia"/>
-        </w:rPr>
-      </w:pPr>
-      <w:r>
-        <w:t>逐层解析：以太网、IPv4、TCP、UDP、ICMP（含分片判断与边界检查）</w:t>
+      </w:pPr>
+      <w:r>
+        <w:t>逐层解析：以太网、</w:t>
+      </w:r>
+      <w:r>
+        <w:t>IPv4</w:t>
+      </w:r>
+      <w:r>
+        <w:t>、</w:t>
+      </w:r>
+      <w:r>
+        <w:t>TCP</w:t>
+      </w:r>
+      <w:r>
+        <w:t>、</w:t>
+      </w:r>
+      <w:r>
+        <w:t>UDP</w:t>
+      </w:r>
+      <w:r>
+        <w:t>、</w:t>
+      </w:r>
+      <w:r>
+        <w:t>ICMP</w:t>
+      </w:r>
+      <w:r>
+        <w:t>（含分片判断与边界检查）</w:t>
       </w:r>
     </w:p>
     <w:p>
       <w:pPr>
         <w:pStyle w:val="a0"/>
-        <w:rPr>
-          <w:rFonts w:hint="eastAsia"/>
-        </w:rPr>
-      </w:pPr>
-      <w:r>
-        <w:t>过滤表达式：tcp / udp / icmp / port / host，可组合</w:t>
+      </w:pPr>
+      <w:r>
+        <w:t>过滤表达式：</w:t>
+      </w:r>
+      <w:r>
+        <w:t>tcp / udp / icmp / port / host</w:t>
+      </w:r>
+      <w:r>
+        <w:t>，可组合</w:t>
       </w:r>
     </w:p>
     <w:p>
       <w:pPr>
         <w:pStyle w:val="a0"/>
-        <w:rPr>
-          <w:rFonts w:hint="eastAsia"/>
-        </w:rPr>
-      </w:pPr>
-      <w:r>
-        <w:t>统计：协议流量占比、Top IP、Top 端口</w:t>
+      </w:pPr>
+      <w:r>
+        <w:t>统计：协议流量占比、</w:t>
+      </w:r>
+      <w:r>
+        <w:t>Top IP</w:t>
+      </w:r>
+      <w:r>
+        <w:t>、</w:t>
+      </w:r>
+      <w:r>
+        <w:t xml:space="preserve">Top </w:t>
+      </w:r>
+      <w:r>
+        <w:t>端口</w:t>
       </w:r>
     </w:p>
     <w:p>
       <w:pPr>
         <w:pStyle w:val="a0"/>
-        <w:rPr>
-          <w:rFonts w:hint="eastAsia"/>
-        </w:rPr>
-      </w:pPr>
-      <w:r>
-        <w:t>导出文本报告（--report）</w:t>
+      </w:pPr>
+      <w:r>
+        <w:t>导出文本报告（</w:t>
+      </w:r>
+      <w:r>
+        <w:t>--report</w:t>
+      </w:r>
+      <w:r>
+        <w:t>）</w:t>
       </w:r>
     </w:p>
     <w:p>
@@ -7628,20 +9072,26 @@
     <w:p>
       <w:pPr>
         <w:pStyle w:val="a0"/>
-        <w:rPr>
-          <w:rFonts w:hint="eastAsia"/>
-        </w:rPr>
-      </w:pPr>
-      <w:r>
-        <w:t>解析 IPv6、ARP（代码骨架已经留好）</w:t>
+      </w:pPr>
+      <w:r>
+        <w:t>解析</w:t>
+      </w:r>
+      <w:r>
+        <w:t xml:space="preserve"> IPv6</w:t>
+      </w:r>
+      <w:r>
+        <w:t>、</w:t>
+      </w:r>
+      <w:r>
+        <w:t>ARP</w:t>
+      </w:r>
+      <w:r>
+        <w:t>（代码骨架已经留好）</w:t>
       </w:r>
     </w:p>
     <w:p>
       <w:pPr>
         <w:pStyle w:val="a0"/>
-        <w:rPr>
-          <w:rFonts w:hint="eastAsia"/>
-        </w:rPr>
       </w:pPr>
       <w:r>
         <w:t>按「会话」聚合：把一来一回的包拼成一次完整通信</w:t>
@@ -7650,31 +9100,34 @@
     <w:p>
       <w:pPr>
         <w:pStyle w:val="a0"/>
-        <w:rPr>
-          <w:rFonts w:hint="eastAsia"/>
-        </w:rPr>
-      </w:pPr>
-      <w:r>
-        <w:t>更强的过滤语法（and / or / 网段匹配）</w:t>
+      </w:pPr>
+      <w:r>
+        <w:t>更强的过滤语法（</w:t>
+      </w:r>
+      <w:r>
+        <w:t xml:space="preserve">and / or / </w:t>
+      </w:r>
+      <w:r>
+        <w:t>网段匹配）</w:t>
       </w:r>
     </w:p>
     <w:p>
       <w:pPr>
         <w:pStyle w:val="a0"/>
-        <w:rPr>
-          <w:rFonts w:hint="eastAsia"/>
-        </w:rPr>
-      </w:pPr>
-      <w:r>
-        <w:t>解开包的负载看内容（比如 HTTP 请求）</w:t>
+      </w:pPr>
+      <w:r>
+        <w:t>解开包的负载看内容（比如</w:t>
+      </w:r>
+      <w:r>
+        <w:t xml:space="preserve"> HTTP </w:t>
+      </w:r>
+      <w:r>
+        <w:t>请求）</w:t>
       </w:r>
     </w:p>
     <w:p>
       <w:pPr>
         <w:pStyle w:val="a0"/>
-        <w:rPr>
-          <w:rFonts w:hint="eastAsia"/>
-        </w:rPr>
       </w:pPr>
       <w:r>
         <w:t>性能优化：处理百万级包（哈希表、流式统计）</w:t>
@@ -7691,12 +9144,15 @@
     <w:p>
       <w:pPr>
         <w:ind w:firstLineChars="200" w:firstLine="420"/>
-        <w:rPr>
-          <w:rFonts w:hint="eastAsia"/>
-        </w:rPr>
-      </w:pPr>
-      <w:r>
-        <w:t>每改一版代码，就在 tools/make_doc.py 里按同样的格式加一章，然后任选一种方式重新生成：</w:t>
+      </w:pPr>
+      <w:r>
+        <w:t>每改一版代码，就在</w:t>
+      </w:r>
+      <w:r>
+        <w:t xml:space="preserve"> tools/make_doc.py </w:t>
+      </w:r>
+      <w:r>
+        <w:t>里按同样的格式加一章，然后任选一种方式重新生成：</w:t>
       </w:r>
     </w:p>
     <w:p>
@@ -7704,9 +9160,6 @@
         <w:shd w:val="clear" w:color="auto" w:fill="F4F6F8"/>
         <w:spacing w:before="60" w:after="60" w:line="300" w:lineRule="auto"/>
         <w:ind w:left="198"/>
-        <w:rPr>
-          <w:rFonts w:hint="eastAsia"/>
-        </w:rPr>
       </w:pPr>
       <w:r>
         <w:rPr>
@@ -7783,9 +9236,6 @@
       <w:pPr>
         <w:spacing w:before="40" w:after="40"/>
         <w:ind w:left="198"/>
-        <w:rPr>
-          <w:rFonts w:hint="eastAsia"/>
-        </w:rPr>
       </w:pPr>
       <w:r>
         <w:rPr>
@@ -7813,9 +9263,6 @@
     <w:p>
       <w:pPr>
         <w:spacing w:line="240" w:lineRule="auto"/>
-        <w:rPr>
-          <w:rFonts w:hint="eastAsia"/>
-        </w:rPr>
       </w:pPr>
       <w:r>
         <w:separator/>
@@ -7826,9 +9273,6 @@
     <w:p>
       <w:pPr>
         <w:spacing w:line="240" w:lineRule="auto"/>
-        <w:rPr>
-          <w:rFonts w:hint="eastAsia"/>
-        </w:rPr>
       </w:pPr>
       <w:r>
         <w:continuationSeparator/>
@@ -7844,9 +9288,6 @@
     <w:pPr>
       <w:pStyle w:val="a7"/>
       <w:jc w:val="center"/>
-      <w:rPr>
-        <w:rFonts w:hint="eastAsia"/>
-      </w:rPr>
     </w:pPr>
     <w:r>
       <w:rPr>
@@ -7864,6 +9305,7 @@
     </w:r>
     <w:r>
       <w:rPr>
+        <w:rFonts w:hint="eastAsia"/>
         <w:color w:val="6B6B6B"/>
         <w:sz w:val="18"/>
       </w:rPr>
@@ -7895,9 +9337,6 @@
     <w:p>
       <w:pPr>
         <w:spacing w:line="240" w:lineRule="auto"/>
-        <w:rPr>
-          <w:rFonts w:hint="eastAsia"/>
-        </w:rPr>
       </w:pPr>
       <w:r>
         <w:separator/>
@@ -7908,9 +9347,6 @@
     <w:p>
       <w:pPr>
         <w:spacing w:line="240" w:lineRule="auto"/>
-        <w:rPr>
-          <w:rFonts w:hint="eastAsia"/>
-        </w:rPr>
       </w:pPr>
       <w:r>
         <w:continuationSeparator/>
@@ -8093,31 +9529,31 @@
       </w:rPr>
     </w:lvl>
   </w:abstractNum>
-  <w:num w:numId="1" w16cid:durableId="820737569">
+  <w:num w:numId="1" w16cid:durableId="1855220722">
     <w:abstractNumId w:val="8"/>
   </w:num>
-  <w:num w:numId="2" w16cid:durableId="1534272421">
+  <w:num w:numId="2" w16cid:durableId="1115053398">
     <w:abstractNumId w:val="6"/>
   </w:num>
-  <w:num w:numId="3" w16cid:durableId="365564825">
+  <w:num w:numId="3" w16cid:durableId="230820839">
     <w:abstractNumId w:val="5"/>
   </w:num>
-  <w:num w:numId="4" w16cid:durableId="299459912">
+  <w:num w:numId="4" w16cid:durableId="946737357">
     <w:abstractNumId w:val="4"/>
   </w:num>
-  <w:num w:numId="5" w16cid:durableId="2120638408">
+  <w:num w:numId="5" w16cid:durableId="1534027955">
     <w:abstractNumId w:val="7"/>
   </w:num>
-  <w:num w:numId="6" w16cid:durableId="234242099">
+  <w:num w:numId="6" w16cid:durableId="1040518069">
     <w:abstractNumId w:val="3"/>
   </w:num>
-  <w:num w:numId="7" w16cid:durableId="1991209004">
+  <w:num w:numId="7" w16cid:durableId="1507019371">
     <w:abstractNumId w:val="2"/>
   </w:num>
-  <w:num w:numId="8" w16cid:durableId="1149977091">
+  <w:num w:numId="8" w16cid:durableId="427895159">
     <w:abstractNumId w:val="1"/>
   </w:num>
-  <w:num w:numId="9" w16cid:durableId="2129348457">
+  <w:num w:numId="9" w16cid:durableId="280574419">
     <w:abstractNumId w:val="0"/>
   </w:num>
 </w:numbering>
@@ -8876,7 +10312,7 @@
       <w:color w:val="1B3A5C"/>
       <w:spacing w:val="5"/>
       <w:kern w:val="28"/>
-      <w:sz w:val="60"/>
+      <w:sz w:val="68"/>
       <w:szCs w:val="52"/>
     </w:rPr>
   </w:style>
